--- a/flower_backend/doctypes/FA.docx
+++ b/flower_backend/doctypes/FA.docx
@@ -1,17 +1,15 @@
 
 <file path=word/document.xml><?xml version="1.0" encoding="utf-8"?>
-<w:document xmlns:wpc="http://schemas.microsoft.com/office/word/2010/wordprocessingCanvas" xmlns:cx="http://schemas.microsoft.com/office/drawing/2014/chartex" xmlns:cx1="http://schemas.microsoft.com/office/drawing/2015/9/8/chartex" xmlns:cx2="http://schemas.microsoft.com/office/drawing/2015/10/21/chartex" xmlns:cx3="http://schemas.microsoft.com/office/drawing/2016/5/9/chartex" xmlns:cx4="http://schemas.microsoft.com/office/drawing/2016/5/10/chartex" xmlns:cx5="http://schemas.microsoft.com/office/drawing/2016/5/11/chartex" xmlns:cx6="http://schemas.microsoft.com/office/drawing/2016/5/12/chartex" xmlns:cx7="http://schemas.microsoft.com/office/drawing/2016/5/13/chartex" xmlns:cx8="http://schemas.microsoft.com/office/drawing/2016/5/14/chartex" xmlns:mc="http://schemas.openxmlformats.org/markup-compatibility/2006" xmlns:aink="http://schemas.microsoft.com/office/drawing/2016/ink" xmlns:am3d="http://schemas.microsoft.com/office/drawing/2017/model3d" xmlns:o="urn:schemas-microsoft-com:office:office" xmlns:r="http://schemas.openxmlformats.org/officeDocument/2006/relationships" xmlns:m="http://schemas.openxmlformats.org/officeDocument/2006/math" xmlns:v="urn:schemas-microsoft-com:vml" xmlns:wp14="http://schemas.microsoft.com/office/word/2010/wordprocessingDrawing" xmlns:wp="http://schemas.openxmlformats.org/drawingml/2006/wordprocessingDrawing" xmlns:w10="urn:schemas-microsoft-com:office:word" xmlns:w="http://schemas.openxmlformats.org/wordprocessingml/2006/main" xmlns:w14="http://schemas.microsoft.com/office/word/2010/wordml" xmlns:w15="http://schemas.microsoft.com/office/word/2012/wordml" xmlns:w16cex="http://schemas.microsoft.com/office/word/2018/wordml/cex" xmlns:w16cid="http://schemas.microsoft.com/office/word/2016/wordml/cid" xmlns:w16="http://schemas.microsoft.com/office/word/2018/wordml" xmlns:w16se="http://schemas.microsoft.com/office/word/2015/wordml/symex" xmlns:wpg="http://schemas.microsoft.com/office/word/2010/wordprocessingGroup" xmlns:wpi="http://schemas.microsoft.com/office/word/2010/wordprocessingInk" xmlns:wne="http://schemas.microsoft.com/office/word/2006/wordml" xmlns:wps="http://schemas.microsoft.com/office/word/2010/wordprocessingShape" mc:Ignorable="w14 w15 w16se w16cid w16 w16cex wp14">
+<w:document xmlns:wpc="http://schemas.microsoft.com/office/word/2010/wordprocessingCanvas" xmlns:mc="http://schemas.openxmlformats.org/markup-compatibility/2006" xmlns:o="urn:schemas-microsoft-com:office:office" xmlns:r="http://schemas.openxmlformats.org/officeDocument/2006/relationships" xmlns:m="http://schemas.openxmlformats.org/officeDocument/2006/math" xmlns:v="urn:schemas-microsoft-com:vml" xmlns:wp14="http://schemas.microsoft.com/office/word/2010/wordprocessingDrawing" xmlns:wp="http://schemas.openxmlformats.org/drawingml/2006/wordprocessingDrawing" xmlns:w10="urn:schemas-microsoft-com:office:word" xmlns:w="http://schemas.openxmlformats.org/wordprocessingml/2006/main" xmlns:w14="http://schemas.microsoft.com/office/word/2010/wordml" xmlns:w15="http://schemas.microsoft.com/office/word/2012/wordml" xmlns:wpg="http://schemas.microsoft.com/office/word/2010/wordprocessingGroup" xmlns:wpi="http://schemas.microsoft.com/office/word/2010/wordprocessingInk" xmlns:wne="http://schemas.microsoft.com/office/word/2006/wordml" xmlns:wps="http://schemas.microsoft.com/office/word/2010/wordprocessingShape" mc:Ignorable="w14 w15 wp14">
   <w:body>
     <w:p>
       <w:pPr>
         <w:pStyle w:val="Standard"/>
-        <w:rPr>
-          <w:rFonts w:hint="eastAsia"/>
-        </w:rPr>
       </w:pPr>
       <w:r>
         <w:rPr>
           <w:noProof/>
+          <w:lang w:val="fr-FR" w:eastAsia="fr-FR" w:bidi="ar-SA"/>
         </w:rPr>
         <w:drawing>
           <wp:anchor distT="0" distB="0" distL="114300" distR="114300" simplePos="0" relativeHeight="251661312" behindDoc="0" locked="0" layoutInCell="1" allowOverlap="1" wp14:anchorId="62566A4D" wp14:editId="2838E404">
@@ -230,7 +228,83 @@
                 <w:szCs w:val="18"/>
                 <w:lang w:val="fr-FR"/>
               </w:rPr>
-              <w:t>Ouest INSA</w:t>
+              <w:t>{</w:t>
+            </w:r>
+            <w:proofErr w:type="gramStart"/>
+            <w:r>
+              <w:rPr>
+                <w:rFonts w:ascii="Arial" w:hAnsi="Arial"/>
+                <w:b/>
+                <w:color w:val="000000"/>
+                <w:szCs w:val="18"/>
+                <w:lang w:val="fr-FR"/>
+              </w:rPr>
+              <w:t xml:space="preserve">{ </w:t>
+            </w:r>
+            <w:proofErr w:type="spellStart"/>
+            <w:r>
+              <w:rPr>
+                <w:rFonts w:ascii="Arial" w:hAnsi="Arial"/>
+                <w:b/>
+                <w:color w:val="000000"/>
+                <w:szCs w:val="18"/>
+                <w:lang w:val="fr-FR"/>
+              </w:rPr>
+              <w:t>param</w:t>
+            </w:r>
+            <w:proofErr w:type="spellEnd"/>
+            <w:proofErr w:type="gramEnd"/>
+            <w:r>
+              <w:rPr>
+                <w:rFonts w:ascii="Arial" w:hAnsi="Arial"/>
+                <w:b/>
+                <w:color w:val="000000"/>
+                <w:szCs w:val="18"/>
+                <w:lang w:val="fr-FR"/>
+              </w:rPr>
+              <w:t>(</w:t>
+            </w:r>
+            <w:r>
+              <w:rPr>
+                <w:rFonts w:ascii="Arial" w:hAnsi="Arial"/>
+                <w:b/>
+                <w:color w:val="000000"/>
+                <w:szCs w:val="18"/>
+                <w:lang w:val="fr-FR"/>
+              </w:rPr>
+              <w:t>'</w:t>
+            </w:r>
+            <w:proofErr w:type="spellStart"/>
+            <w:r>
+              <w:rPr>
+                <w:rFonts w:ascii="Arial" w:hAnsi="Arial"/>
+                <w:b/>
+                <w:color w:val="000000"/>
+                <w:szCs w:val="18"/>
+                <w:lang w:val="fr-FR"/>
+              </w:rPr>
+              <w:t>je_name</w:t>
+            </w:r>
+            <w:proofErr w:type="spellEnd"/>
+            <w:r>
+              <w:rPr>
+                <w:rFonts w:ascii="Arial" w:hAnsi="Arial"/>
+                <w:b/>
+                <w:color w:val="000000"/>
+                <w:szCs w:val="18"/>
+                <w:lang w:val="fr-FR"/>
+              </w:rPr>
+              <w:t>'</w:t>
+            </w:r>
+            <w:r>
+              <w:rPr>
+                <w:rFonts w:ascii="Arial" w:hAnsi="Arial"/>
+                <w:b/>
+                <w:color w:val="000000"/>
+                <w:szCs w:val="18"/>
+                <w:lang w:val="fr-FR"/>
+              </w:rPr>
+              <w:t>) }}</w:t>
             </w:r>
           </w:p>
           <w:p>
@@ -292,32 +366,73 @@
                 <w:szCs w:val="18"/>
                 <w:lang w:val="fr-FR"/>
               </w:rPr>
-              <w:t>20, avenue des Buttes de Coësmes</w:t>
-            </w:r>
-          </w:p>
-          <w:p>
-            <w:pPr>
-              <w:pStyle w:val="Standard"/>
-              <w:tabs>
-                <w:tab w:val="left" w:pos="6405"/>
-              </w:tabs>
-              <w:rPr>
-                <w:rFonts w:ascii="Arial" w:hAnsi="Arial"/>
-                <w:color w:val="000000"/>
-                <w:sz w:val="20"/>
-                <w:szCs w:val="18"/>
-                <w:lang w:val="fr-FR"/>
-              </w:rPr>
-            </w:pPr>
-            <w:r>
-              <w:rPr>
-                <w:rFonts w:ascii="Arial" w:hAnsi="Arial"/>
-                <w:color w:val="000000"/>
-                <w:sz w:val="20"/>
-                <w:szCs w:val="18"/>
-                <w:lang w:val="fr-FR"/>
-              </w:rPr>
-              <w:t>35708 Rennes Cedex 7</w:t>
+              <w:t xml:space="preserve">{{ </w:t>
+            </w:r>
+            <w:proofErr w:type="spellStart"/>
+            <w:r>
+              <w:rPr>
+                <w:rFonts w:ascii="Arial" w:hAnsi="Arial"/>
+                <w:color w:val="000000"/>
+                <w:sz w:val="20"/>
+                <w:szCs w:val="18"/>
+                <w:lang w:val="fr-FR"/>
+              </w:rPr>
+              <w:t>param</w:t>
+            </w:r>
+            <w:proofErr w:type="spellEnd"/>
+            <w:r>
+              <w:rPr>
+                <w:rFonts w:ascii="Arial" w:hAnsi="Arial"/>
+                <w:color w:val="000000"/>
+                <w:sz w:val="20"/>
+                <w:szCs w:val="18"/>
+                <w:lang w:val="fr-FR"/>
+              </w:rPr>
+              <w:t>('</w:t>
+            </w:r>
+            <w:proofErr w:type="spellStart"/>
+            <w:r>
+              <w:rPr>
+                <w:rFonts w:ascii="Arial" w:hAnsi="Arial"/>
+                <w:color w:val="000000"/>
+                <w:sz w:val="20"/>
+                <w:szCs w:val="18"/>
+                <w:lang w:val="fr-FR"/>
+              </w:rPr>
+              <w:t>je_</w:t>
+            </w:r>
+            <w:r>
+              <w:rPr>
+                <w:rFonts w:ascii="Arial" w:hAnsi="Arial"/>
+                <w:color w:val="000000"/>
+                <w:sz w:val="20"/>
+                <w:szCs w:val="18"/>
+                <w:lang w:val="fr-FR"/>
+              </w:rPr>
+              <w:t>address</w:t>
+            </w:r>
+            <w:proofErr w:type="spellEnd"/>
+            <w:r>
+              <w:rPr>
+                <w:rFonts w:ascii="Arial" w:hAnsi="Arial"/>
+                <w:color w:val="000000"/>
+                <w:sz w:val="20"/>
+                <w:szCs w:val="18"/>
+                <w:lang w:val="fr-FR"/>
+              </w:rPr>
+              <w:t>'</w:t>
+            </w:r>
+            <w:bookmarkStart w:id="0" w:name="_GoBack"/>
+            <w:bookmarkEnd w:id="0"/>
+            <w:r>
+              <w:rPr>
+                <w:rFonts w:ascii="Arial" w:hAnsi="Arial"/>
+                <w:color w:val="000000"/>
+                <w:sz w:val="20"/>
+                <w:szCs w:val="18"/>
+                <w:lang w:val="fr-FR"/>
+              </w:rPr>
+              <w:t>) }}</w:t>
             </w:r>
           </w:p>
           <w:p>
@@ -500,6 +615,15 @@
                 <w:lang w:val="fr-FR"/>
               </w:rPr>
             </w:pPr>
+            <w:r>
+              <w:rPr>
+                <w:rFonts w:ascii="Arial" w:hAnsi="Arial"/>
+                <w:b/>
+                <w:szCs w:val="18"/>
+                <w:lang w:val="fr-FR"/>
+              </w:rPr>
+              <w:t>{</w:t>
+            </w:r>
             <w:proofErr w:type="gramStart"/>
             <w:r>
               <w:rPr>
@@ -508,7 +632,7 @@
                 <w:szCs w:val="18"/>
                 <w:lang w:val="fr-FR"/>
               </w:rPr>
-              <w:t>{{</w:t>
+              <w:t>{</w:t>
             </w:r>
             <w:r>
               <w:rPr>
@@ -588,6 +712,15 @@
                 <w:lang w:val="fr-FR"/>
               </w:rPr>
             </w:pPr>
+            <w:r>
+              <w:rPr>
+                <w:rFonts w:ascii="Arial" w:hAnsi="Arial"/>
+                <w:b/>
+                <w:szCs w:val="18"/>
+                <w:lang w:val="fr-FR"/>
+              </w:rPr>
+              <w:t>{</w:t>
+            </w:r>
             <w:proofErr w:type="gramStart"/>
             <w:r>
               <w:rPr>
@@ -596,7 +729,7 @@
                 <w:szCs w:val="18"/>
                 <w:lang w:val="fr-FR"/>
               </w:rPr>
-              <w:t>{{</w:t>
+              <w:t>{</w:t>
             </w:r>
             <w:r>
               <w:rPr>
@@ -614,7 +747,34 @@
                 <w:szCs w:val="18"/>
                 <w:lang w:val="fr-FR"/>
               </w:rPr>
-              <w:t>facture</w:t>
+              <w:t>facture.</w:t>
+            </w:r>
+            <w:r>
+              <w:rPr>
+                <w:rFonts w:ascii="Arial" w:hAnsi="Arial"/>
+                <w:b/>
+                <w:szCs w:val="18"/>
+                <w:lang w:val="fr-FR"/>
+              </w:rPr>
+              <w:t>project</w:t>
+            </w:r>
+            <w:r>
+              <w:rPr>
+                <w:rFonts w:ascii="Arial" w:hAnsi="Arial"/>
+                <w:b/>
+                <w:szCs w:val="18"/>
+                <w:lang w:val="fr-FR"/>
+              </w:rPr>
+              <w:t>.ce.</w:t>
+            </w:r>
+            <w:r>
+              <w:rPr>
+                <w:rFonts w:ascii="Arial" w:hAnsi="Arial"/>
+                <w:b/>
+                <w:szCs w:val="18"/>
+                <w:lang w:val="fr-FR"/>
+              </w:rPr>
+              <w:t>signer2</w:t>
             </w:r>
             <w:proofErr w:type="gramEnd"/>
             <w:r>
@@ -624,34 +784,7 @@
                 <w:szCs w:val="18"/>
                 <w:lang w:val="fr-FR"/>
               </w:rPr>
-              <w:t>.</w:t>
-            </w:r>
-            <w:r>
-              <w:rPr>
-                <w:rFonts w:ascii="Arial" w:hAnsi="Arial"/>
-                <w:b/>
-                <w:szCs w:val="18"/>
-                <w:lang w:val="fr-FR"/>
-              </w:rPr>
-              <w:t>project</w:t>
-            </w:r>
-            <w:r>
-              <w:rPr>
-                <w:rFonts w:ascii="Arial" w:hAnsi="Arial"/>
-                <w:b/>
-                <w:szCs w:val="18"/>
-                <w:lang w:val="fr-FR"/>
-              </w:rPr>
-              <w:t>.ce.</w:t>
-            </w:r>
-            <w:r>
-              <w:rPr>
-                <w:rFonts w:ascii="Arial" w:hAnsi="Arial"/>
-                <w:b/>
-                <w:szCs w:val="18"/>
-                <w:lang w:val="fr-FR"/>
-              </w:rPr>
-              <w:t xml:space="preserve">signer2 </w:t>
+              <w:t xml:space="preserve"> </w:t>
             </w:r>
             <w:r>
               <w:rPr>
@@ -690,6 +823,15 @@
                 <w:lang w:val="fr-FR"/>
               </w:rPr>
             </w:pPr>
+            <w:r>
+              <w:rPr>
+                <w:rFonts w:ascii="Arial" w:hAnsi="Arial"/>
+                <w:sz w:val="20"/>
+                <w:szCs w:val="18"/>
+                <w:lang w:val="fr-FR"/>
+              </w:rPr>
+              <w:t>{</w:t>
+            </w:r>
             <w:proofErr w:type="gramStart"/>
             <w:r>
               <w:rPr>
@@ -698,7 +840,7 @@
                 <w:szCs w:val="18"/>
                 <w:lang w:val="fr-FR"/>
               </w:rPr>
-              <w:t>{{</w:t>
+              <w:t>{</w:t>
             </w:r>
             <w:r>
               <w:rPr>
@@ -717,55 +859,46 @@
                 <w:szCs w:val="18"/>
                 <w:lang w:val="fr-FR"/>
               </w:rPr>
-              <w:t>facture</w:t>
-            </w:r>
+              <w:t>facture.</w:t>
+            </w:r>
+            <w:r>
+              <w:rPr>
+                <w:rFonts w:ascii="Arial" w:hAnsi="Arial"/>
+                <w:sz w:val="20"/>
+                <w:szCs w:val="18"/>
+                <w:lang w:val="fr-FR"/>
+              </w:rPr>
+              <w:t>payee</w:t>
+            </w:r>
+            <w:r>
+              <w:rPr>
+                <w:rFonts w:ascii="Arial" w:hAnsi="Arial"/>
+                <w:sz w:val="20"/>
+                <w:szCs w:val="18"/>
+                <w:lang w:val="fr-FR"/>
+              </w:rPr>
+              <w:t>.ad</w:t>
+            </w:r>
+            <w:r>
+              <w:rPr>
+                <w:rFonts w:ascii="Arial" w:hAnsi="Arial"/>
+                <w:sz w:val="20"/>
+                <w:szCs w:val="18"/>
+                <w:lang w:val="fr-FR"/>
+              </w:rPr>
+              <w:t>d</w:t>
+            </w:r>
+            <w:r>
+              <w:rPr>
+                <w:rFonts w:ascii="Arial" w:hAnsi="Arial"/>
+                <w:sz w:val="20"/>
+                <w:szCs w:val="18"/>
+                <w:lang w:val="fr-FR"/>
+              </w:rPr>
+              <w:t>ress</w:t>
+            </w:r>
+            <w:proofErr w:type="spellEnd"/>
             <w:proofErr w:type="gramEnd"/>
-            <w:r>
-              <w:rPr>
-                <w:rFonts w:ascii="Arial" w:hAnsi="Arial"/>
-                <w:sz w:val="20"/>
-                <w:szCs w:val="18"/>
-                <w:lang w:val="fr-FR"/>
-              </w:rPr>
-              <w:t>.</w:t>
-            </w:r>
-            <w:r>
-              <w:rPr>
-                <w:rFonts w:ascii="Arial" w:hAnsi="Arial"/>
-                <w:sz w:val="20"/>
-                <w:szCs w:val="18"/>
-                <w:lang w:val="fr-FR"/>
-              </w:rPr>
-              <w:t>payee</w:t>
-            </w:r>
-            <w:r>
-              <w:rPr>
-                <w:rFonts w:ascii="Arial" w:hAnsi="Arial"/>
-                <w:sz w:val="20"/>
-                <w:szCs w:val="18"/>
-                <w:lang w:val="fr-FR"/>
-              </w:rPr>
-              <w:t>.ad</w:t>
-            </w:r>
-            <w:r>
-              <w:rPr>
-                <w:rFonts w:ascii="Arial" w:hAnsi="Arial"/>
-                <w:sz w:val="20"/>
-                <w:szCs w:val="18"/>
-                <w:lang w:val="fr-FR"/>
-              </w:rPr>
-              <w:t>d</w:t>
-            </w:r>
-            <w:r>
-              <w:rPr>
-                <w:rFonts w:ascii="Arial" w:hAnsi="Arial"/>
-                <w:sz w:val="20"/>
-                <w:szCs w:val="18"/>
-                <w:lang w:val="fr-FR"/>
-              </w:rPr>
-              <w:t>ress</w:t>
-            </w:r>
-            <w:proofErr w:type="spellEnd"/>
             <w:r>
               <w:rPr>
                 <w:rFonts w:ascii="Arial" w:hAnsi="Arial"/>
@@ -798,6 +931,15 @@
                 <w:lang w:val="fr-FR"/>
               </w:rPr>
             </w:pPr>
+            <w:r>
+              <w:rPr>
+                <w:rFonts w:ascii="Arial" w:hAnsi="Arial"/>
+                <w:sz w:val="20"/>
+                <w:szCs w:val="18"/>
+                <w:lang w:val="fr-FR"/>
+              </w:rPr>
+              <w:t>{</w:t>
+            </w:r>
             <w:proofErr w:type="gramStart"/>
             <w:r>
               <w:rPr>
@@ -806,7 +948,7 @@
                 <w:szCs w:val="18"/>
                 <w:lang w:val="fr-FR"/>
               </w:rPr>
-              <w:t>{{</w:t>
+              <w:t>{</w:t>
             </w:r>
             <w:r>
               <w:rPr>
@@ -825,46 +967,37 @@
                 <w:szCs w:val="18"/>
                 <w:lang w:val="fr-FR"/>
               </w:rPr>
-              <w:t>facture</w:t>
-            </w:r>
+              <w:t>facture.</w:t>
+            </w:r>
+            <w:r>
+              <w:rPr>
+                <w:rFonts w:ascii="Arial" w:hAnsi="Arial"/>
+                <w:sz w:val="20"/>
+                <w:szCs w:val="18"/>
+                <w:lang w:val="fr-FR"/>
+              </w:rPr>
+              <w:t>project</w:t>
+            </w:r>
+            <w:r>
+              <w:rPr>
+                <w:rFonts w:ascii="Arial" w:hAnsi="Arial"/>
+                <w:sz w:val="20"/>
+                <w:szCs w:val="18"/>
+                <w:lang w:val="fr-FR"/>
+              </w:rPr>
+              <w:t>.</w:t>
+            </w:r>
+            <w:r>
+              <w:rPr>
+                <w:rFonts w:ascii="Arial" w:hAnsi="Arial"/>
+                <w:sz w:val="20"/>
+                <w:szCs w:val="18"/>
+                <w:lang w:val="fr-FR"/>
+              </w:rPr>
+              <w:t>prospect.postcode</w:t>
+            </w:r>
+            <w:proofErr w:type="spellEnd"/>
             <w:proofErr w:type="gramEnd"/>
-            <w:r>
-              <w:rPr>
-                <w:rFonts w:ascii="Arial" w:hAnsi="Arial"/>
-                <w:sz w:val="20"/>
-                <w:szCs w:val="18"/>
-                <w:lang w:val="fr-FR"/>
-              </w:rPr>
-              <w:t>.</w:t>
-            </w:r>
-            <w:r>
-              <w:rPr>
-                <w:rFonts w:ascii="Arial" w:hAnsi="Arial"/>
-                <w:sz w:val="20"/>
-                <w:szCs w:val="18"/>
-                <w:lang w:val="fr-FR"/>
-              </w:rPr>
-              <w:t>project</w:t>
-            </w:r>
-            <w:r>
-              <w:rPr>
-                <w:rFonts w:ascii="Arial" w:hAnsi="Arial"/>
-                <w:sz w:val="20"/>
-                <w:szCs w:val="18"/>
-                <w:lang w:val="fr-FR"/>
-              </w:rPr>
-              <w:t>.</w:t>
-            </w:r>
-            <w:r>
-              <w:rPr>
-                <w:rFonts w:ascii="Arial" w:hAnsi="Arial"/>
-                <w:sz w:val="20"/>
-                <w:szCs w:val="18"/>
-                <w:lang w:val="fr-FR"/>
-              </w:rPr>
-              <w:t>prospect.postcode</w:t>
-            </w:r>
-            <w:proofErr w:type="spellEnd"/>
             <w:r>
               <w:rPr>
                 <w:rFonts w:ascii="Arial" w:hAnsi="Arial"/>
@@ -987,7 +1120,6 @@
                 <w:szCs w:val="18"/>
               </w:rPr>
             </w:pPr>
-            <w:proofErr w:type="gramStart"/>
             <w:r>
               <w:rPr>
                 <w:rFonts w:ascii="Arial" w:hAnsi="Arial"/>
@@ -1014,17 +1146,7 @@
                 <w:sz w:val="20"/>
                 <w:szCs w:val="18"/>
               </w:rPr>
-              <w:t>facture</w:t>
-            </w:r>
-            <w:proofErr w:type="gramEnd"/>
-            <w:r>
-              <w:rPr>
-                <w:rFonts w:ascii="Arial" w:hAnsi="Arial"/>
-                <w:color w:val="000000"/>
-                <w:sz w:val="20"/>
-                <w:szCs w:val="18"/>
-              </w:rPr>
-              <w:t>.</w:t>
+              <w:t>facture.</w:t>
             </w:r>
             <w:r>
               <w:rPr>
@@ -1104,6 +1226,7 @@
           <w:color w:val="555555"/>
           <w:sz w:val="18"/>
           <w:szCs w:val="18"/>
+          <w:lang w:val="fr-FR" w:eastAsia="fr-FR" w:bidi="ar-SA"/>
         </w:rPr>
         <mc:AlternateContent>
           <mc:Choice Requires="wps">
@@ -1146,12 +1269,10 @@
                             <w:pPr>
                               <w:jc w:val="center"/>
                               <w:rPr>
-                                <w:rFonts w:hint="eastAsia"/>
                                 <w:sz w:val="20"/>
                                 <w:szCs w:val="20"/>
                               </w:rPr>
                             </w:pPr>
-                            <w:proofErr w:type="spellStart"/>
                             <w:proofErr w:type="gramStart"/>
                             <w:r>
                               <w:rPr>
@@ -1161,18 +1282,7 @@
                                 <w:sz w:val="20"/>
                                 <w:szCs w:val="20"/>
                               </w:rPr>
-                              <w:t>Objet</w:t>
-                            </w:r>
-                            <w:proofErr w:type="spellEnd"/>
-                            <w:r>
-                              <w:rPr>
-                                <w:rFonts w:ascii="Arial" w:hAnsi="Arial"/>
-                                <w:b/>
-                                <w:bCs/>
-                                <w:sz w:val="20"/>
-                                <w:szCs w:val="20"/>
-                              </w:rPr>
-                              <w:t> :</w:t>
+                              <w:t>Objet :</w:t>
                             </w:r>
                             <w:proofErr w:type="gramEnd"/>
                             <w:r>
@@ -1229,12 +1339,10 @@
                       <w:pPr>
                         <w:jc w:val="center"/>
                         <w:rPr>
-                          <w:rFonts w:hint="eastAsia"/>
                           <w:sz w:val="20"/>
                           <w:szCs w:val="20"/>
                         </w:rPr>
                       </w:pPr>
-                      <w:proofErr w:type="spellStart"/>
                       <w:proofErr w:type="gramStart"/>
                       <w:r>
                         <w:rPr>
@@ -1244,18 +1352,7 @@
                           <w:sz w:val="20"/>
                           <w:szCs w:val="20"/>
                         </w:rPr>
-                        <w:t>Objet</w:t>
-                      </w:r>
-                      <w:proofErr w:type="spellEnd"/>
-                      <w:r>
-                        <w:rPr>
-                          <w:rFonts w:ascii="Arial" w:hAnsi="Arial"/>
-                          <w:b/>
-                          <w:bCs/>
-                          <w:sz w:val="20"/>
-                          <w:szCs w:val="20"/>
-                        </w:rPr>
-                        <w:t> :</w:t>
+                        <w:t>Objet :</w:t>
                       </w:r>
                       <w:proofErr w:type="gramEnd"/>
                       <w:r>
@@ -1469,7 +1566,6 @@
               <w:t xml:space="preserve">for detail in </w:t>
             </w:r>
             <w:proofErr w:type="spellStart"/>
-            <w:proofErr w:type="gramStart"/>
             <w:r>
               <w:rPr>
                 <w:rFonts w:ascii="Arial" w:hAnsi="Arial"/>
@@ -1494,7 +1590,6 @@
               </w:rPr>
               <w:t>detail</w:t>
             </w:r>
-            <w:proofErr w:type="gramEnd"/>
             <w:r>
               <w:rPr>
                 <w:rFonts w:ascii="Arial" w:hAnsi="Arial"/>
@@ -1595,7 +1690,6 @@
                 <w:szCs w:val="16"/>
               </w:rPr>
             </w:pPr>
-            <w:proofErr w:type="gramStart"/>
             <w:r>
               <w:rPr>
                 <w:rFonts w:ascii="Arial" w:hAnsi="Arial" w:cs="Arial"/>
@@ -1611,16 +1705,7 @@
                 <w:sz w:val="16"/>
                 <w:szCs w:val="16"/>
               </w:rPr>
-              <w:t>detail</w:t>
-            </w:r>
-            <w:proofErr w:type="gramEnd"/>
-            <w:r>
-              <w:rPr>
-                <w:rFonts w:ascii="Arial" w:hAnsi="Arial" w:cs="Arial"/>
-                <w:sz w:val="16"/>
-                <w:szCs w:val="16"/>
-              </w:rPr>
-              <w:t>.</w:t>
+              <w:t>detail.</w:t>
             </w:r>
             <w:r>
               <w:rPr>
@@ -1858,7 +1943,6 @@
                       <w:szCs w:val="18"/>
                     </w:rPr>
                   </w:pPr>
-                  <w:proofErr w:type="gramStart"/>
                   <w:r>
                     <w:rPr>
                       <w:rFonts w:ascii="Arial" w:hAnsi="Arial"/>
@@ -1882,16 +1966,7 @@
                       <w:sz w:val="18"/>
                       <w:szCs w:val="18"/>
                     </w:rPr>
-                    <w:t>facture</w:t>
-                  </w:r>
-                  <w:proofErr w:type="gramEnd"/>
-                  <w:r>
-                    <w:rPr>
-                      <w:rFonts w:ascii="Arial" w:hAnsi="Arial"/>
-                      <w:sz w:val="18"/>
-                      <w:szCs w:val="18"/>
-                    </w:rPr>
-                    <w:t>.</w:t>
+                    <w:t>facture.</w:t>
                   </w:r>
                   <w:r>
                     <w:rPr>
@@ -2001,7 +2076,6 @@
                       <w:szCs w:val="18"/>
                     </w:rPr>
                   </w:pPr>
-                  <w:proofErr w:type="gramStart"/>
                   <w:r>
                     <w:rPr>
                       <w:rFonts w:ascii="Arial" w:hAnsi="Arial"/>
@@ -2025,16 +2099,7 @@
                       <w:sz w:val="18"/>
                       <w:szCs w:val="18"/>
                     </w:rPr>
-                    <w:t>facture</w:t>
-                  </w:r>
-                  <w:proofErr w:type="gramEnd"/>
-                  <w:r>
-                    <w:rPr>
-                      <w:rFonts w:ascii="Arial" w:hAnsi="Arial"/>
-                      <w:sz w:val="18"/>
-                      <w:szCs w:val="18"/>
-                    </w:rPr>
-                    <w:t>.</w:t>
+                    <w:t>facture.</w:t>
                   </w:r>
                   <w:r>
                     <w:rPr>
@@ -2209,19 +2274,8 @@
                       <w:sz w:val="18"/>
                       <w:szCs w:val="18"/>
                     </w:rPr>
-                    <w:t xml:space="preserve"> total de </w:t>
-                  </w:r>
-                  <w:proofErr w:type="gramStart"/>
-                  <w:r>
-                    <w:rPr>
-                      <w:rFonts w:ascii="Arial" w:hAnsi="Arial"/>
-                      <w:b/>
-                      <w:sz w:val="18"/>
-                      <w:szCs w:val="18"/>
-                    </w:rPr>
-                    <w:t>JEHs :</w:t>
-                  </w:r>
-                  <w:proofErr w:type="gramEnd"/>
+                    <w:t xml:space="preserve"> total de JEHs :</w:t>
+                  </w:r>
                 </w:p>
               </w:tc>
               <w:tc>
@@ -2244,7 +2298,6 @@
                       <w:szCs w:val="18"/>
                     </w:rPr>
                   </w:pPr>
-                  <w:proofErr w:type="gramStart"/>
                   <w:r>
                     <w:rPr>
                       <w:rFonts w:ascii="Arial" w:hAnsi="Arial"/>
@@ -2260,16 +2313,7 @@
                       <w:sz w:val="18"/>
                       <w:szCs w:val="18"/>
                     </w:rPr>
-                    <w:t>facture</w:t>
-                  </w:r>
-                  <w:proofErr w:type="gramEnd"/>
-                  <w:r>
-                    <w:rPr>
-                      <w:rFonts w:ascii="Arial" w:hAnsi="Arial"/>
-                      <w:sz w:val="18"/>
-                      <w:szCs w:val="18"/>
-                    </w:rPr>
-                    <w:t>.</w:t>
+                    <w:t>facture.</w:t>
                   </w:r>
                   <w:r>
                     <w:rPr>
@@ -2370,6 +2414,15 @@
                       <w:lang w:val="fr-FR"/>
                     </w:rPr>
                   </w:pPr>
+                  <w:r>
+                    <w:rPr>
+                      <w:rFonts w:ascii="Arial" w:hAnsi="Arial"/>
+                      <w:sz w:val="18"/>
+                      <w:szCs w:val="18"/>
+                      <w:lang w:val="fr-FR"/>
+                    </w:rPr>
+                    <w:t>{</w:t>
+                  </w:r>
                   <w:proofErr w:type="gramStart"/>
                   <w:r>
                     <w:rPr>
@@ -2378,7 +2431,7 @@
                       <w:szCs w:val="18"/>
                       <w:lang w:val="fr-FR"/>
                     </w:rPr>
-                    <w:t xml:space="preserve">{{ </w:t>
+                    <w:t xml:space="preserve">{ </w:t>
                   </w:r>
                   <w:proofErr w:type="spellStart"/>
                   <w:r>
@@ -2388,28 +2441,19 @@
                       <w:szCs w:val="18"/>
                       <w:lang w:val="fr-FR"/>
                     </w:rPr>
-                    <w:t>facture</w:t>
-                  </w:r>
+                    <w:t>facture.</w:t>
+                  </w:r>
+                  <w:r>
+                    <w:rPr>
+                      <w:rFonts w:ascii="Arial" w:hAnsi="Arial"/>
+                      <w:sz w:val="18"/>
+                      <w:szCs w:val="18"/>
+                      <w:lang w:val="fr-FR"/>
+                    </w:rPr>
+                    <w:t>project.totalPrice</w:t>
+                  </w:r>
+                  <w:proofErr w:type="spellEnd"/>
                   <w:proofErr w:type="gramEnd"/>
-                  <w:r>
-                    <w:rPr>
-                      <w:rFonts w:ascii="Arial" w:hAnsi="Arial"/>
-                      <w:sz w:val="18"/>
-                      <w:szCs w:val="18"/>
-                      <w:lang w:val="fr-FR"/>
-                    </w:rPr>
-                    <w:t>.</w:t>
-                  </w:r>
-                  <w:r>
-                    <w:rPr>
-                      <w:rFonts w:ascii="Arial" w:hAnsi="Arial"/>
-                      <w:sz w:val="18"/>
-                      <w:szCs w:val="18"/>
-                      <w:lang w:val="fr-FR"/>
-                    </w:rPr>
-                    <w:t>project.totalPrice</w:t>
-                  </w:r>
-                  <w:proofErr w:type="spellEnd"/>
                   <w:r>
                     <w:rPr>
                       <w:rFonts w:ascii="Arial" w:hAnsi="Arial"/>
@@ -2478,7 +2522,6 @@
                 <w:lang w:val="fr-FR"/>
               </w:rPr>
             </w:pPr>
-            <w:proofErr w:type="gramStart"/>
             <w:r>
               <w:rPr>
                 <w:rFonts w:ascii="Arial" w:hAnsi="Arial"/>
@@ -2487,18 +2530,7 @@
                 <w:szCs w:val="16"/>
                 <w:lang w:val="fr-FR"/>
               </w:rPr>
-              <w:t>entrainer</w:t>
-            </w:r>
-            <w:proofErr w:type="gramEnd"/>
-            <w:r>
-              <w:rPr>
-                <w:rFonts w:ascii="Arial" w:hAnsi="Arial"/>
-                <w:color w:val="555555"/>
-                <w:sz w:val="16"/>
-                <w:szCs w:val="16"/>
-                <w:lang w:val="fr-FR"/>
-              </w:rPr>
-              <w:t xml:space="preserve"> de plein droit des pénalités de retard calculées sur la base du taux</w:t>
+              <w:t>entrainer de plein droit des pénalités de retard calculées sur la base du taux</w:t>
             </w:r>
           </w:p>
           <w:p>
@@ -2512,7 +2544,6 @@
                 <w:lang w:val="fr-FR"/>
               </w:rPr>
             </w:pPr>
-            <w:proofErr w:type="gramStart"/>
             <w:r>
               <w:rPr>
                 <w:rFonts w:ascii="Arial" w:hAnsi="Arial"/>
@@ -2521,18 +2552,7 @@
                 <w:szCs w:val="16"/>
                 <w:lang w:val="fr-FR"/>
               </w:rPr>
-              <w:t>d'intérêt</w:t>
-            </w:r>
-            <w:proofErr w:type="gramEnd"/>
-            <w:r>
-              <w:rPr>
-                <w:rFonts w:ascii="Arial" w:hAnsi="Arial"/>
-                <w:color w:val="555555"/>
-                <w:sz w:val="16"/>
-                <w:szCs w:val="16"/>
-                <w:lang w:val="fr-FR"/>
-              </w:rPr>
-              <w:t xml:space="preserve"> légal en vigueur majoré de 10 points de pourcentage (appliqué au montant TTC). Et en application des articles L441-3 et L441-6 du code de commerce, il sera également appliqué une indemnité de recouvrement de 40 euros.</w:t>
+              <w:t>d'intérêt légal en vigueur majoré de 10 points de pourcentage (appliqué au montant TTC). Et en application des articles L441-3 et L441-6 du code de commerce, il sera également appliqué une indemnité de recouvrement de 40 euros.</w:t>
             </w:r>
           </w:p>
           <w:p>
@@ -2568,7 +2588,6 @@
                 <w:lang w:val="fr-FR"/>
               </w:rPr>
             </w:pPr>
-            <w:proofErr w:type="gramStart"/>
             <w:r>
               <w:rPr>
                 <w:rFonts w:ascii="Arial" w:hAnsi="Arial"/>
@@ -2577,18 +2596,7 @@
                 <w:szCs w:val="16"/>
                 <w:lang w:val="fr-FR"/>
               </w:rPr>
-              <w:t>complet</w:t>
-            </w:r>
-            <w:proofErr w:type="gramEnd"/>
-            <w:r>
-              <w:rPr>
-                <w:rFonts w:ascii="Arial" w:hAnsi="Arial"/>
-                <w:color w:val="555555"/>
-                <w:sz w:val="16"/>
-                <w:szCs w:val="16"/>
-                <w:lang w:val="fr-FR"/>
-              </w:rPr>
-              <w:t xml:space="preserve"> des sommes dues.</w:t>
+              <w:t>complet des sommes dues.</w:t>
             </w:r>
           </w:p>
           <w:p>
@@ -2687,11 +2695,9 @@
                 <w:tab w:val="left" w:pos="2160"/>
               </w:tabs>
               <w:rPr>
-                <w:rFonts w:hint="eastAsia"/>
                 <w:lang w:val="fr-FR"/>
               </w:rPr>
             </w:pPr>
-            <w:proofErr w:type="gramStart"/>
             <w:r>
               <w:rPr>
                 <w:rFonts w:ascii="Arial" w:hAnsi="Arial"/>
@@ -2700,18 +2706,7 @@
                 <w:sz w:val="16"/>
                 <w:lang w:val="fr-FR"/>
               </w:rPr>
-              <w:t>merci</w:t>
-            </w:r>
-            <w:proofErr w:type="gramEnd"/>
-            <w:r>
-              <w:rPr>
-                <w:rFonts w:ascii="Arial" w:hAnsi="Arial"/>
-                <w:i/>
-                <w:color w:val="9A9A9A"/>
-                <w:sz w:val="16"/>
-                <w:lang w:val="fr-FR"/>
-              </w:rPr>
-              <w:t xml:space="preserve"> d'indiquer votre nom</w:t>
+              <w:t>merci d'indiquer votre nom</w:t>
             </w:r>
             <w:r>
               <w:rPr>
@@ -2741,11 +2736,9 @@
                 <w:tab w:val="left" w:pos="2160"/>
               </w:tabs>
               <w:rPr>
-                <w:rFonts w:hint="eastAsia"/>
                 <w:lang w:val="fr-FR"/>
               </w:rPr>
             </w:pPr>
-            <w:proofErr w:type="gramStart"/>
             <w:r>
               <w:rPr>
                 <w:rFonts w:ascii="Arial" w:hAnsi="Arial"/>
@@ -2754,18 +2747,7 @@
                 <w:sz w:val="16"/>
                 <w:lang w:val="fr-FR"/>
               </w:rPr>
-              <w:t>et</w:t>
-            </w:r>
-            <w:proofErr w:type="gramEnd"/>
-            <w:r>
-              <w:rPr>
-                <w:rFonts w:ascii="Arial" w:hAnsi="Arial"/>
-                <w:i/>
-                <w:color w:val="9A9A9A"/>
-                <w:sz w:val="16"/>
-                <w:lang w:val="fr-FR"/>
-              </w:rPr>
-              <w:t xml:space="preserve"> numéro de facture</w:t>
+              <w:t>et numéro de facture</w:t>
             </w:r>
             <w:r>
               <w:rPr>
@@ -2849,7 +2831,91 @@
                 <w:lang w:val="fr-FR"/>
               </w:rPr>
               <w:tab/>
-              <w:t>A l'ordre de Ouest INSA</w:t>
+              <w:t xml:space="preserve">A l'ordre de </w:t>
+            </w:r>
+            <w:r>
+              <w:rPr>
+                <w:rFonts w:ascii="Arial" w:hAnsi="Arial"/>
+                <w:color w:val="000000"/>
+                <w:sz w:val="16"/>
+                <w:szCs w:val="18"/>
+                <w:lang w:val="fr-FR"/>
+              </w:rPr>
+              <w:t>{</w:t>
+            </w:r>
+            <w:proofErr w:type="gramStart"/>
+            <w:r>
+              <w:rPr>
+                <w:rFonts w:ascii="Arial" w:hAnsi="Arial"/>
+                <w:color w:val="000000"/>
+                <w:sz w:val="16"/>
+                <w:szCs w:val="18"/>
+                <w:lang w:val="fr-FR"/>
+              </w:rPr>
+              <w:t xml:space="preserve">{ </w:t>
+            </w:r>
+            <w:proofErr w:type="spellStart"/>
+            <w:r>
+              <w:rPr>
+                <w:rFonts w:ascii="Arial" w:hAnsi="Arial"/>
+                <w:color w:val="000000"/>
+                <w:sz w:val="16"/>
+                <w:szCs w:val="16"/>
+                <w:lang w:val="fr-FR"/>
+              </w:rPr>
+              <w:t>param</w:t>
+            </w:r>
+            <w:proofErr w:type="spellEnd"/>
+            <w:proofErr w:type="gramEnd"/>
+            <w:r>
+              <w:rPr>
+                <w:rFonts w:ascii="Arial" w:hAnsi="Arial"/>
+                <w:color w:val="000000"/>
+                <w:sz w:val="16"/>
+                <w:szCs w:val="16"/>
+                <w:lang w:val="fr-FR"/>
+              </w:rPr>
+              <w:t>(</w:t>
+            </w:r>
+            <w:r>
+              <w:rPr>
+                <w:rFonts w:ascii="Arial" w:eastAsia="Arial" w:hAnsi="Arial" w:cs="Arial"/>
+                <w:sz w:val="16"/>
+                <w:szCs w:val="16"/>
+                <w:lang w:val="fr-FR"/>
+              </w:rPr>
+              <w:t>'</w:t>
+            </w:r>
+            <w:proofErr w:type="spellStart"/>
+            <w:r>
+              <w:rPr>
+                <w:rFonts w:ascii="Arial" w:hAnsi="Arial"/>
+                <w:color w:val="000000"/>
+                <w:sz w:val="16"/>
+                <w:szCs w:val="16"/>
+                <w:lang w:val="fr-FR"/>
+              </w:rPr>
+              <w:t>je_name</w:t>
+            </w:r>
+            <w:proofErr w:type="spellEnd"/>
+            <w:r>
+              <w:rPr>
+                <w:rFonts w:ascii="Arial" w:eastAsia="Arial" w:hAnsi="Arial" w:cs="Arial"/>
+                <w:sz w:val="16"/>
+                <w:szCs w:val="16"/>
+                <w:lang w:val="fr-FR"/>
+              </w:rPr>
+              <w:t>'</w:t>
+            </w:r>
+            <w:r>
+              <w:rPr>
+                <w:rFonts w:ascii="Arial" w:hAnsi="Arial"/>
+                <w:color w:val="000000"/>
+                <w:sz w:val="16"/>
+                <w:szCs w:val="18"/>
+                <w:lang w:val="fr-FR"/>
+              </w:rPr>
+              <w:t>) }}</w:t>
             </w:r>
           </w:p>
         </w:tc>
@@ -2867,7 +2933,6 @@
             <w:pPr>
               <w:pStyle w:val="Standard"/>
               <w:rPr>
-                <w:rFonts w:hint="eastAsia"/>
                 <w:lang w:val="fr-FR"/>
               </w:rPr>
             </w:pPr>
@@ -3031,7 +3096,6 @@
                       <w:lang w:val="fr-FR"/>
                     </w:rPr>
                   </w:pPr>
-                  <w:proofErr w:type="gramStart"/>
                   <w:r>
                     <w:rPr>
                       <w:rFonts w:ascii="Arial" w:hAnsi="Arial"/>
@@ -3041,8 +3105,9 @@
                       <w:szCs w:val="18"/>
                       <w:lang w:val="fr-FR"/>
                     </w:rPr>
-                    <w:t>{{</w:t>
-                  </w:r>
+                    <w:t>{</w:t>
+                  </w:r>
+                  <w:proofErr w:type="gramStart"/>
                   <w:r>
                     <w:rPr>
                       <w:rFonts w:ascii="Arial" w:hAnsi="Arial"/>
@@ -3052,7 +3117,7 @@
                       <w:szCs w:val="18"/>
                       <w:lang w:val="fr-FR"/>
                     </w:rPr>
-                    <w:t xml:space="preserve"> </w:t>
+                    <w:t>{</w:t>
                   </w:r>
                   <w:r>
                     <w:rPr>
@@ -3063,9 +3128,8 @@
                       <w:szCs w:val="18"/>
                       <w:lang w:val="fr-FR"/>
                     </w:rPr>
-                    <w:t>100</w:t>
-                  </w:r>
-                  <w:proofErr w:type="gramEnd"/>
+                    <w:t xml:space="preserve"> </w:t>
+                  </w:r>
                   <w:r>
                     <w:rPr>
                       <w:rFonts w:ascii="Arial" w:hAnsi="Arial"/>
@@ -3075,8 +3139,9 @@
                       <w:szCs w:val="18"/>
                       <w:lang w:val="fr-FR"/>
                     </w:rPr>
-                    <w:t xml:space="preserve"> </w:t>
-                  </w:r>
+                    <w:t>100</w:t>
+                  </w:r>
+                  <w:proofErr w:type="gramEnd"/>
                   <w:r>
                     <w:rPr>
                       <w:rFonts w:ascii="Arial" w:hAnsi="Arial"/>
@@ -3086,7 +3151,7 @@
                       <w:szCs w:val="18"/>
                       <w:lang w:val="fr-FR"/>
                     </w:rPr>
-                    <w:t>*</w:t>
+                    <w:t xml:space="preserve"> </w:t>
                   </w:r>
                   <w:r>
                     <w:rPr>
@@ -3097,7 +3162,7 @@
                       <w:szCs w:val="18"/>
                       <w:lang w:val="fr-FR"/>
                     </w:rPr>
-                    <w:t xml:space="preserve"> </w:t>
+                    <w:t>*</w:t>
                   </w:r>
                   <w:r>
                     <w:rPr>
@@ -3108,7 +3173,31 @@
                       <w:szCs w:val="18"/>
                       <w:lang w:val="fr-FR"/>
                     </w:rPr>
-                    <w:t>param(</w:t>
+                    <w:t xml:space="preserve"> </w:t>
+                  </w:r>
+                  <w:proofErr w:type="spellStart"/>
+                  <w:r>
+                    <w:rPr>
+                      <w:rFonts w:ascii="Arial" w:hAnsi="Arial"/>
+                      <w:b/>
+                      <w:color w:val="555555"/>
+                      <w:sz w:val="16"/>
+                      <w:szCs w:val="18"/>
+                      <w:lang w:val="fr-FR"/>
+                    </w:rPr>
+                    <w:t>param</w:t>
+                  </w:r>
+                  <w:proofErr w:type="spellEnd"/>
+                  <w:r>
+                    <w:rPr>
+                      <w:rFonts w:ascii="Arial" w:hAnsi="Arial"/>
+                      <w:b/>
+                      <w:color w:val="555555"/>
+                      <w:sz w:val="16"/>
+                      <w:szCs w:val="18"/>
+                      <w:lang w:val="fr-FR"/>
+                    </w:rPr>
+                    <w:t>(</w:t>
                   </w:r>
                   <w:r>
                     <w:rPr>
@@ -3121,6 +3210,7 @@
                     </w:rPr>
                     <w:t>'</w:t>
                   </w:r>
+                  <w:proofErr w:type="spellStart"/>
                   <w:r>
                     <w:rPr>
                       <w:rFonts w:ascii="Arial" w:hAnsi="Arial"/>
@@ -3130,8 +3220,20 @@
                       <w:szCs w:val="18"/>
                       <w:lang w:val="fr-FR"/>
                     </w:rPr>
-                    <w:t>tva</w:t>
-                  </w:r>
+                    <w:t>global_tv</w:t>
+                  </w:r>
+                  <w:r>
+                    <w:rPr>
+                      <w:rFonts w:ascii="Arial" w:hAnsi="Arial"/>
+                      <w:b/>
+                      <w:color w:val="555555"/>
+                      <w:sz w:val="16"/>
+                      <w:szCs w:val="18"/>
+                      <w:lang w:val="fr-FR"/>
+                    </w:rPr>
+                    <w:t>a</w:t>
+                  </w:r>
+                  <w:proofErr w:type="spellEnd"/>
                   <w:r>
                     <w:rPr>
                       <w:rFonts w:ascii="Arial" w:hAnsi="Arial" w:hint="eastAsia"/>
@@ -3205,7 +3307,6 @@
                       <w:lang w:val="fr-FR"/>
                     </w:rPr>
                   </w:pPr>
-                  <w:proofErr w:type="gramStart"/>
                   <w:r>
                     <w:rPr>
                       <w:rFonts w:ascii="Arial" w:hAnsi="Arial"/>
@@ -3215,9 +3316,9 @@
                       <w:szCs w:val="18"/>
                       <w:lang w:val="fr-FR"/>
                     </w:rPr>
-                    <w:t xml:space="preserve">{{ </w:t>
-                  </w:r>
-                  <w:proofErr w:type="spellStart"/>
+                    <w:t>{</w:t>
+                  </w:r>
+                  <w:proofErr w:type="gramStart"/>
                   <w:r>
                     <w:rPr>
                       <w:rFonts w:ascii="Arial" w:hAnsi="Arial"/>
@@ -3227,9 +3328,9 @@
                       <w:szCs w:val="18"/>
                       <w:lang w:val="fr-FR"/>
                     </w:rPr>
-                    <w:t>facture</w:t>
-                  </w:r>
-                  <w:proofErr w:type="gramEnd"/>
+                    <w:t xml:space="preserve">{ </w:t>
+                  </w:r>
+                  <w:proofErr w:type="spellStart"/>
                   <w:r>
                     <w:rPr>
                       <w:rFonts w:ascii="Arial" w:hAnsi="Arial"/>
@@ -3239,7 +3340,7 @@
                       <w:szCs w:val="18"/>
                       <w:lang w:val="fr-FR"/>
                     </w:rPr>
-                    <w:t>.</w:t>
+                    <w:t>facture.</w:t>
                   </w:r>
                   <w:r>
                     <w:rPr>
@@ -3253,6 +3354,7 @@
                     <w:t>amountTaxes</w:t>
                   </w:r>
                   <w:proofErr w:type="spellEnd"/>
+                  <w:proofErr w:type="gramEnd"/>
                   <w:r>
                     <w:rPr>
                       <w:rFonts w:ascii="Arial" w:hAnsi="Arial"/>
@@ -3295,7 +3397,6 @@
                       <w:lang w:val="fr-FR"/>
                     </w:rPr>
                   </w:pPr>
-                  <w:proofErr w:type="gramStart"/>
                   <w:r>
                     <w:rPr>
                       <w:rFonts w:ascii="Arial" w:hAnsi="Arial"/>
@@ -3305,9 +3406,9 @@
                       <w:szCs w:val="18"/>
                       <w:lang w:val="fr-FR"/>
                     </w:rPr>
-                    <w:t xml:space="preserve">{{ </w:t>
-                  </w:r>
-                  <w:proofErr w:type="spellStart"/>
+                    <w:t>{</w:t>
+                  </w:r>
+                  <w:proofErr w:type="gramStart"/>
                   <w:r>
                     <w:rPr>
                       <w:rFonts w:ascii="Arial" w:hAnsi="Arial"/>
@@ -3317,9 +3418,9 @@
                       <w:szCs w:val="18"/>
                       <w:lang w:val="fr-FR"/>
                     </w:rPr>
-                    <w:t>facture</w:t>
-                  </w:r>
-                  <w:proofErr w:type="gramEnd"/>
+                    <w:t xml:space="preserve">{ </w:t>
+                  </w:r>
+                  <w:proofErr w:type="spellStart"/>
                   <w:r>
                     <w:rPr>
                       <w:rFonts w:ascii="Arial" w:hAnsi="Arial"/>
@@ -3329,7 +3430,7 @@
                       <w:szCs w:val="18"/>
                       <w:lang w:val="fr-FR"/>
                     </w:rPr>
-                    <w:t>.</w:t>
+                    <w:t>facture.</w:t>
                   </w:r>
                   <w:r>
                     <w:rPr>
@@ -3343,6 +3444,7 @@
                     <w:t>amountWithoutTaxes</w:t>
                   </w:r>
                   <w:proofErr w:type="spellEnd"/>
+                  <w:proofErr w:type="gramEnd"/>
                   <w:r>
                     <w:rPr>
                       <w:rFonts w:ascii="Arial" w:hAnsi="Arial"/>
@@ -3463,7 +3565,6 @@
                       <w:lang w:val="fr-FR"/>
                     </w:rPr>
                   </w:pPr>
-                  <w:proofErr w:type="gramStart"/>
                   <w:r>
                     <w:rPr>
                       <w:rFonts w:ascii="Arial" w:hAnsi="Arial"/>
@@ -3472,9 +3573,9 @@
                       <w:szCs w:val="20"/>
                       <w:lang w:val="fr-FR"/>
                     </w:rPr>
-                    <w:t xml:space="preserve">{{ </w:t>
-                  </w:r>
-                  <w:proofErr w:type="spellStart"/>
+                    <w:t>{</w:t>
+                  </w:r>
+                  <w:proofErr w:type="gramStart"/>
                   <w:r>
                     <w:rPr>
                       <w:rFonts w:ascii="Arial" w:hAnsi="Arial"/>
@@ -3483,9 +3584,9 @@
                       <w:szCs w:val="20"/>
                       <w:lang w:val="fr-FR"/>
                     </w:rPr>
-                    <w:t>facture</w:t>
-                  </w:r>
-                  <w:proofErr w:type="gramEnd"/>
+                    <w:t xml:space="preserve">{ </w:t>
+                  </w:r>
+                  <w:proofErr w:type="spellStart"/>
                   <w:r>
                     <w:rPr>
                       <w:rFonts w:ascii="Arial" w:hAnsi="Arial"/>
@@ -3494,7 +3595,7 @@
                       <w:szCs w:val="20"/>
                       <w:lang w:val="fr-FR"/>
                     </w:rPr>
-                    <w:t>.</w:t>
+                    <w:t>facture.</w:t>
                   </w:r>
                   <w:r>
                     <w:rPr>
@@ -3507,6 +3608,7 @@
                     <w:t>totalToPay</w:t>
                   </w:r>
                   <w:proofErr w:type="spellEnd"/>
+                  <w:proofErr w:type="gramEnd"/>
                   <w:r>
                     <w:rPr>
                       <w:rFonts w:ascii="Arial" w:hAnsi="Arial"/>
@@ -3554,7 +3656,6 @@
                 <w:lang w:val="fr-FR"/>
               </w:rPr>
             </w:pPr>
-            <w:proofErr w:type="gramStart"/>
             <w:r>
               <w:rPr>
                 <w:rFonts w:ascii="Arial" w:hAnsi="Arial"/>
@@ -3564,9 +3665,9 @@
                 <w:szCs w:val="18"/>
                 <w:lang w:val="fr-FR"/>
               </w:rPr>
-              <w:t xml:space="preserve">{{ </w:t>
-            </w:r>
-            <w:proofErr w:type="spellStart"/>
+              <w:t>{</w:t>
+            </w:r>
+            <w:proofErr w:type="gramStart"/>
             <w:r>
               <w:rPr>
                 <w:rFonts w:ascii="Arial" w:hAnsi="Arial"/>
@@ -3576,9 +3677,9 @@
                 <w:szCs w:val="18"/>
                 <w:lang w:val="fr-FR"/>
               </w:rPr>
-              <w:t>facture</w:t>
-            </w:r>
-            <w:proofErr w:type="gramEnd"/>
+              <w:t xml:space="preserve">{ </w:t>
+            </w:r>
+            <w:proofErr w:type="spellStart"/>
             <w:r>
               <w:rPr>
                 <w:rFonts w:ascii="Arial" w:hAnsi="Arial"/>
@@ -3588,9 +3689,21 @@
                 <w:szCs w:val="18"/>
                 <w:lang w:val="fr-FR"/>
               </w:rPr>
+              <w:t>facture</w:t>
+            </w:r>
+            <w:r>
+              <w:rPr>
+                <w:rFonts w:ascii="Arial" w:hAnsi="Arial"/>
+                <w:b/>
+                <w:color w:val="555555"/>
+                <w:sz w:val="18"/>
+                <w:szCs w:val="18"/>
+                <w:lang w:val="fr-FR"/>
+              </w:rPr>
               <w:t>.totalToPay</w:t>
             </w:r>
             <w:proofErr w:type="spellEnd"/>
+            <w:proofErr w:type="gramEnd"/>
             <w:r>
               <w:rPr>
                 <w:rFonts w:ascii="Arial" w:hAnsi="Arial"/>
@@ -3742,35 +3855,275 @@
           </w:p>
           <w:p>
             <w:pPr>
-              <w:pStyle w:val="Standard"/>
-              <w:tabs>
-                <w:tab w:val="left" w:pos="6240"/>
-              </w:tabs>
-              <w:rPr>
-                <w:rFonts w:ascii="Arial" w:hAnsi="Arial"/>
-                <w:b/>
-                <w:i/>
-                <w:color w:val="555555"/>
-                <w:sz w:val="16"/>
-                <w:szCs w:val="18"/>
-                <w:lang w:val="fr-FR"/>
+              <w:rPr>
+                <w:rFonts w:ascii="Arial" w:eastAsia="Arial" w:hAnsi="Arial" w:cs="Arial"/>
+                <w:color w:val="000000"/>
+                <w:sz w:val="20"/>
+                <w:szCs w:val="20"/>
+                <w:lang w:val="en-GB"/>
               </w:rPr>
             </w:pPr>
+            <w:r>
+              <w:rPr>
+                <w:rFonts w:ascii="Arial" w:eastAsia="Arial" w:hAnsi="Arial" w:cs="Arial"/>
+                <w:color w:val="000000"/>
+                <w:sz w:val="20"/>
+                <w:szCs w:val="20"/>
+                <w:lang w:val="fr-FR"/>
+              </w:rPr>
+              <w:t xml:space="preserve">   </w:t>
+            </w:r>
+            <w:r>
+              <w:rPr>
+                <w:rFonts w:ascii="Arial" w:eastAsia="Arial" w:hAnsi="Arial" w:cs="Arial"/>
+                <w:color w:val="000000"/>
+                <w:sz w:val="20"/>
+                <w:szCs w:val="20"/>
+                <w:lang w:val="en-GB"/>
+              </w:rPr>
+              <w:t xml:space="preserve">{{ </w:t>
+            </w:r>
+            <w:proofErr w:type="spellStart"/>
+            <w:r>
+              <w:rPr>
+                <w:rFonts w:ascii="Arial" w:eastAsia="Arial" w:hAnsi="Arial" w:cs="Arial"/>
+                <w:color w:val="000000"/>
+                <w:sz w:val="20"/>
+                <w:szCs w:val="20"/>
+                <w:lang w:val="en-GB"/>
+              </w:rPr>
+              <w:t>param</w:t>
+            </w:r>
+            <w:proofErr w:type="spellEnd"/>
+            <w:r>
+              <w:rPr>
+                <w:rFonts w:ascii="Arial" w:eastAsia="Arial" w:hAnsi="Arial" w:cs="Arial"/>
+                <w:color w:val="000000"/>
+                <w:sz w:val="20"/>
+                <w:szCs w:val="20"/>
+                <w:lang w:val="en-GB"/>
+              </w:rPr>
+              <w:t>(</w:t>
+            </w:r>
+            <w:r>
+              <w:rPr>
+                <w:rFonts w:ascii="Arial" w:eastAsia="Arial" w:hAnsi="Arial" w:cs="Arial"/>
+                <w:sz w:val="20"/>
+                <w:szCs w:val="20"/>
+              </w:rPr>
+              <w:t>'</w:t>
+            </w:r>
+            <w:proofErr w:type="spellStart"/>
+            <w:r>
+              <w:rPr>
+                <w:rFonts w:ascii="Arial" w:eastAsia="Arial" w:hAnsi="Arial" w:cs="Arial"/>
+                <w:color w:val="000000"/>
+                <w:sz w:val="20"/>
+                <w:szCs w:val="20"/>
+                <w:lang w:val="en-GB"/>
+              </w:rPr>
+              <w:t>treso</w:t>
+            </w:r>
+            <w:r>
+              <w:rPr>
+                <w:rFonts w:ascii="Arial" w:eastAsia="Arial" w:hAnsi="Arial" w:cs="Arial"/>
+                <w:color w:val="000000"/>
+                <w:sz w:val="20"/>
+                <w:szCs w:val="20"/>
+                <w:lang w:val="en-GB"/>
+              </w:rPr>
+              <w:t>_text</w:t>
+            </w:r>
+            <w:proofErr w:type="spellEnd"/>
+            <w:r>
+              <w:rPr>
+                <w:rFonts w:ascii="Arial" w:eastAsia="Arial" w:hAnsi="Arial" w:cs="Arial"/>
+                <w:sz w:val="20"/>
+                <w:szCs w:val="20"/>
+              </w:rPr>
+              <w:t>'</w:t>
+            </w:r>
+            <w:r>
+              <w:rPr>
+                <w:rFonts w:ascii="Arial" w:eastAsia="Arial" w:hAnsi="Arial" w:cs="Arial"/>
+                <w:color w:val="000000"/>
+                <w:sz w:val="20"/>
+                <w:szCs w:val="20"/>
+                <w:lang w:val="en-GB"/>
+              </w:rPr>
+              <w:t>) }}</w:t>
+            </w:r>
           </w:p>
           <w:p>
             <w:pPr>
-              <w:pStyle w:val="Standard"/>
-              <w:tabs>
-                <w:tab w:val="left" w:pos="6240"/>
-              </w:tabs>
-              <w:rPr>
-                <w:rFonts w:ascii="Arial" w:hAnsi="Arial"/>
-                <w:b/>
-                <w:i/>
-                <w:color w:val="555555"/>
-                <w:sz w:val="16"/>
-                <w:szCs w:val="18"/>
-                <w:lang w:val="fr-FR"/>
+              <w:rPr>
+                <w:rFonts w:ascii="Arial" w:eastAsia="Arial" w:hAnsi="Arial" w:cs="Arial"/>
+                <w:color w:val="000000"/>
+                <w:sz w:val="20"/>
+                <w:szCs w:val="20"/>
+                <w:lang w:val="en-GB"/>
+              </w:rPr>
+            </w:pPr>
+            <w:r>
+              <w:rPr>
+                <w:rFonts w:ascii="Arial" w:eastAsia="Arial" w:hAnsi="Arial" w:cs="Arial"/>
+                <w:color w:val="000000"/>
+                <w:sz w:val="20"/>
+                <w:szCs w:val="20"/>
+                <w:lang w:val="en-GB"/>
+              </w:rPr>
+              <w:t xml:space="preserve">   </w:t>
+            </w:r>
+            <w:r>
+              <w:rPr>
+                <w:rFonts w:ascii="Arial" w:eastAsia="Arial" w:hAnsi="Arial" w:cs="Arial"/>
+                <w:color w:val="000000"/>
+                <w:sz w:val="20"/>
+                <w:szCs w:val="20"/>
+                <w:lang w:val="en-GB"/>
+              </w:rPr>
+              <w:t xml:space="preserve">{{ </w:t>
+            </w:r>
+            <w:proofErr w:type="spellStart"/>
+            <w:r>
+              <w:rPr>
+                <w:rFonts w:ascii="Arial" w:eastAsia="Arial" w:hAnsi="Arial" w:cs="Arial"/>
+                <w:color w:val="000000"/>
+                <w:sz w:val="20"/>
+                <w:szCs w:val="20"/>
+                <w:lang w:val="en-GB"/>
+              </w:rPr>
+              <w:t>param</w:t>
+            </w:r>
+            <w:proofErr w:type="spellEnd"/>
+            <w:r>
+              <w:rPr>
+                <w:rFonts w:ascii="Arial" w:eastAsia="Arial" w:hAnsi="Arial" w:cs="Arial"/>
+                <w:color w:val="000000"/>
+                <w:sz w:val="20"/>
+                <w:szCs w:val="20"/>
+                <w:lang w:val="en-GB"/>
+              </w:rPr>
+              <w:t>(</w:t>
+            </w:r>
+            <w:r>
+              <w:rPr>
+                <w:rFonts w:ascii="Arial" w:eastAsia="Arial" w:hAnsi="Arial" w:cs="Arial"/>
+                <w:sz w:val="20"/>
+                <w:szCs w:val="20"/>
+              </w:rPr>
+              <w:t>'</w:t>
+            </w:r>
+            <w:proofErr w:type="spellStart"/>
+            <w:r>
+              <w:rPr>
+                <w:rFonts w:ascii="Arial" w:eastAsia="Arial" w:hAnsi="Arial" w:cs="Arial"/>
+                <w:color w:val="000000"/>
+                <w:sz w:val="20"/>
+                <w:szCs w:val="20"/>
+                <w:lang w:val="en-GB"/>
+              </w:rPr>
+              <w:t>treso_firstname</w:t>
+            </w:r>
+            <w:proofErr w:type="spellEnd"/>
+            <w:r>
+              <w:rPr>
+                <w:rFonts w:ascii="Arial" w:eastAsia="Arial" w:hAnsi="Arial" w:cs="Arial"/>
+                <w:sz w:val="20"/>
+                <w:szCs w:val="20"/>
+              </w:rPr>
+              <w:t>'</w:t>
+            </w:r>
+            <w:r>
+              <w:rPr>
+                <w:rFonts w:ascii="Arial" w:eastAsia="Arial" w:hAnsi="Arial" w:cs="Arial"/>
+                <w:color w:val="000000"/>
+                <w:sz w:val="20"/>
+                <w:szCs w:val="20"/>
+                <w:lang w:val="en-GB"/>
+              </w:rPr>
+              <w:t xml:space="preserve">) }} </w:t>
+            </w:r>
+            <w:r>
+              <w:rPr>
+                <w:rFonts w:ascii="Arial" w:eastAsia="Arial" w:hAnsi="Arial" w:cs="Arial"/>
+                <w:color w:val="000000"/>
+                <w:sz w:val="20"/>
+                <w:szCs w:val="20"/>
+                <w:lang w:val="en-GB"/>
+              </w:rPr>
+              <w:t xml:space="preserve">{{ </w:t>
+            </w:r>
+            <w:proofErr w:type="spellStart"/>
+            <w:r>
+              <w:rPr>
+                <w:rFonts w:ascii="Arial" w:eastAsia="Arial" w:hAnsi="Arial" w:cs="Arial"/>
+                <w:color w:val="000000"/>
+                <w:sz w:val="20"/>
+                <w:szCs w:val="20"/>
+                <w:lang w:val="en-GB"/>
+              </w:rPr>
+              <w:t>param</w:t>
+            </w:r>
+            <w:proofErr w:type="spellEnd"/>
+            <w:r>
+              <w:rPr>
+                <w:rFonts w:ascii="Arial" w:eastAsia="Arial" w:hAnsi="Arial" w:cs="Arial"/>
+                <w:color w:val="000000"/>
+                <w:sz w:val="20"/>
+                <w:szCs w:val="20"/>
+                <w:lang w:val="en-GB"/>
+              </w:rPr>
+              <w:t>(</w:t>
+            </w:r>
+            <w:r>
+              <w:rPr>
+                <w:rFonts w:ascii="Arial" w:eastAsia="Arial" w:hAnsi="Arial" w:cs="Arial"/>
+                <w:sz w:val="20"/>
+                <w:szCs w:val="20"/>
+              </w:rPr>
+              <w:t>'</w:t>
+            </w:r>
+            <w:proofErr w:type="spellStart"/>
+            <w:r>
+              <w:rPr>
+                <w:rFonts w:ascii="Arial" w:eastAsia="Arial" w:hAnsi="Arial" w:cs="Arial"/>
+                <w:color w:val="000000"/>
+                <w:sz w:val="20"/>
+                <w:szCs w:val="20"/>
+                <w:lang w:val="en-GB"/>
+              </w:rPr>
+              <w:t>treso_lastname</w:t>
+            </w:r>
+            <w:proofErr w:type="spellEnd"/>
+            <w:r>
+              <w:rPr>
+                <w:rFonts w:ascii="Arial" w:eastAsia="Arial" w:hAnsi="Arial" w:cs="Arial"/>
+                <w:sz w:val="20"/>
+                <w:szCs w:val="20"/>
+              </w:rPr>
+              <w:t>'</w:t>
+            </w:r>
+            <w:r>
+              <w:rPr>
+                <w:rFonts w:ascii="Arial" w:eastAsia="Arial" w:hAnsi="Arial" w:cs="Arial"/>
+                <w:color w:val="000000"/>
+                <w:sz w:val="20"/>
+                <w:szCs w:val="20"/>
+                <w:lang w:val="en-GB"/>
+              </w:rPr>
+              <w:t>) }}</w:t>
+            </w:r>
+          </w:p>
+          <w:p>
+            <w:pPr>
+              <w:ind w:left="278"/>
+              <w:rPr>
+                <w:rFonts w:ascii="Arial" w:eastAsia="Arial" w:hAnsi="Arial" w:cs="Arial"/>
+                <w:color w:val="000000"/>
+                <w:sz w:val="20"/>
+                <w:szCs w:val="20"/>
+                <w:lang w:val="en-GB"/>
               </w:rPr>
             </w:pPr>
           </w:p>
@@ -3780,34 +4133,61 @@
               <w:tabs>
                 <w:tab w:val="left" w:pos="7260"/>
               </w:tabs>
-              <w:jc w:val="center"/>
-              <w:rPr>
-                <w:rFonts w:ascii="Arial" w:hAnsi="Arial"/>
-                <w:color w:val="000000"/>
-                <w:sz w:val="20"/>
-                <w:szCs w:val="18"/>
+              <w:rPr>
+                <w:rFonts w:ascii="Arial" w:hAnsi="Arial"/>
+                <w:color w:val="000000"/>
+                <w:sz w:val="20"/>
+                <w:szCs w:val="18"/>
+                <w:lang w:val="en-GB"/>
               </w:rPr>
             </w:pPr>
-            <w:r>
-              <w:rPr>
-                <w:rFonts w:ascii="Arial" w:hAnsi="Arial"/>
-                <w:color w:val="000000"/>
-                <w:sz w:val="20"/>
-                <w:szCs w:val="18"/>
-              </w:rPr>
-              <w:t xml:space="preserve">Le </w:t>
-            </w:r>
-            <w:proofErr w:type="spellStart"/>
-            <w:r>
-              <w:rPr>
-                <w:rFonts w:ascii="Arial" w:hAnsi="Arial"/>
-                <w:color w:val="000000"/>
-                <w:sz w:val="20"/>
-                <w:szCs w:val="18"/>
-              </w:rPr>
-              <w:t>trésorier</w:t>
-            </w:r>
-            <w:proofErr w:type="spellEnd"/>
+          </w:p>
+        </w:tc>
+      </w:tr>
+      <w:tr>
+        <w:tc>
+          <w:tcPr>
+            <w:tcW w:w="5838" w:type="dxa"/>
+            <w:tcMar>
+              <w:top w:w="55" w:type="dxa"/>
+              <w:left w:w="55" w:type="dxa"/>
+              <w:bottom w:w="55" w:type="dxa"/>
+              <w:right w:w="55" w:type="dxa"/>
+            </w:tcMar>
+          </w:tcPr>
+          <w:p>
+            <w:pPr>
+              <w:pStyle w:val="Standard"/>
+              <w:tabs>
+                <w:tab w:val="left" w:pos="4080"/>
+                <w:tab w:val="left" w:pos="8610"/>
+              </w:tabs>
+              <w:rPr>
+                <w:rFonts w:ascii="Arial" w:hAnsi="Arial"/>
+                <w:b/>
+                <w:sz w:val="18"/>
+                <w:szCs w:val="18"/>
+              </w:rPr>
+            </w:pPr>
+          </w:p>
+        </w:tc>
+        <w:tc>
+          <w:tcPr>
+            <w:tcW w:w="4137" w:type="dxa"/>
+            <w:tcMar>
+              <w:top w:w="55" w:type="dxa"/>
+              <w:left w:w="55" w:type="dxa"/>
+              <w:bottom w:w="55" w:type="dxa"/>
+              <w:right w:w="55" w:type="dxa"/>
+            </w:tcMar>
+          </w:tcPr>
+          <w:p>
+            <w:pPr>
+              <w:pStyle w:val="Standard"/>
+              <w:rPr>
+                <w:lang w:val="en-GB"/>
+              </w:rPr>
+            </w:pPr>
           </w:p>
         </w:tc>
       </w:tr>
@@ -3820,9 +4200,6 @@
           <w:tab w:val="left" w:pos="4080"/>
           <w:tab w:val="left" w:pos="8610"/>
         </w:tabs>
-        <w:rPr>
-          <w:rFonts w:hint="eastAsia"/>
-        </w:rPr>
       </w:pPr>
     </w:p>
     <w:sectPr>
@@ -3836,14 +4213,9 @@
 </file>
 
 <file path=word/endnotes.xml><?xml version="1.0" encoding="utf-8"?>
-<w:endnotes xmlns:wpc="http://schemas.microsoft.com/office/word/2010/wordprocessingCanvas" xmlns:cx="http://schemas.microsoft.com/office/drawing/2014/chartex" xmlns:cx1="http://schemas.microsoft.com/office/drawing/2015/9/8/chartex" xmlns:cx2="http://schemas.microsoft.com/office/drawing/2015/10/21/chartex" xmlns:cx3="http://schemas.microsoft.com/office/drawing/2016/5/9/chartex" xmlns:cx4="http://schemas.microsoft.com/office/drawing/2016/5/10/chartex" xmlns:cx5="http://schemas.microsoft.com/office/drawing/2016/5/11/chartex" xmlns:cx6="http://schemas.microsoft.com/office/drawing/2016/5/12/chartex" xmlns:cx7="http://schemas.microsoft.com/office/drawing/2016/5/13/chartex" xmlns:cx8="http://schemas.microsoft.com/office/drawing/2016/5/14/chartex" xmlns:mc="http://schemas.openxmlformats.org/markup-compatibility/2006" xmlns:aink="http://schemas.microsoft.com/office/drawing/2016/ink" xmlns:am3d="http://schemas.microsoft.com/office/drawing/2017/model3d" xmlns:o="urn:schemas-microsoft-com:office:office" xmlns:r="http://schemas.openxmlformats.org/officeDocument/2006/relationships" xmlns:m="http://schemas.openxmlformats.org/officeDocument/2006/math" xmlns:v="urn:schemas-microsoft-com:vml" xmlns:wp14="http://schemas.microsoft.com/office/word/2010/wordprocessingDrawing" xmlns:wp="http://schemas.openxmlformats.org/drawingml/2006/wordprocessingDrawing" xmlns:w10="urn:schemas-microsoft-com:office:word" xmlns:w="http://schemas.openxmlformats.org/wordprocessingml/2006/main" xmlns:w14="http://schemas.microsoft.com/office/word/2010/wordml" xmlns:w15="http://schemas.microsoft.com/office/word/2012/wordml" xmlns:w16cex="http://schemas.microsoft.com/office/word/2018/wordml/cex" xmlns:w16cid="http://schemas.microsoft.com/office/word/2016/wordml/cid" xmlns:w16="http://schemas.microsoft.com/office/word/2018/wordml" xmlns:w16se="http://schemas.microsoft.com/office/word/2015/wordml/symex" xmlns:wpg="http://schemas.microsoft.com/office/word/2010/wordprocessingGroup" xmlns:wpi="http://schemas.microsoft.com/office/word/2010/wordprocessingInk" xmlns:wne="http://schemas.microsoft.com/office/word/2006/wordml" xmlns:wps="http://schemas.microsoft.com/office/word/2010/wordprocessingShape" mc:Ignorable="w14 w15 w16se w16cid w16 w16cex wp14">
+<w:endnotes xmlns:wpc="http://schemas.microsoft.com/office/word/2010/wordprocessingCanvas" xmlns:mc="http://schemas.openxmlformats.org/markup-compatibility/2006" xmlns:o="urn:schemas-microsoft-com:office:office" xmlns:r="http://schemas.openxmlformats.org/officeDocument/2006/relationships" xmlns:m="http://schemas.openxmlformats.org/officeDocument/2006/math" xmlns:v="urn:schemas-microsoft-com:vml" xmlns:wp14="http://schemas.microsoft.com/office/word/2010/wordprocessingDrawing" xmlns:wp="http://schemas.openxmlformats.org/drawingml/2006/wordprocessingDrawing" xmlns:w10="urn:schemas-microsoft-com:office:word" xmlns:w="http://schemas.openxmlformats.org/wordprocessingml/2006/main" xmlns:w14="http://schemas.microsoft.com/office/word/2010/wordml" xmlns:w15="http://schemas.microsoft.com/office/word/2012/wordml" xmlns:wpg="http://schemas.microsoft.com/office/word/2010/wordprocessingGroup" xmlns:wpi="http://schemas.microsoft.com/office/word/2010/wordprocessingInk" xmlns:wne="http://schemas.microsoft.com/office/word/2006/wordml" xmlns:wps="http://schemas.microsoft.com/office/word/2010/wordprocessingShape" mc:Ignorable="w14 w15 wp14">
   <w:endnote w:type="separator" w:id="-1">
     <w:p>
-      <w:pPr>
-        <w:rPr>
-          <w:rFonts w:hint="eastAsia"/>
-        </w:rPr>
-      </w:pPr>
       <w:r>
         <w:separator/>
       </w:r>
@@ -3851,11 +4223,6 @@
   </w:endnote>
   <w:endnote w:type="continuationSeparator" w:id="0">
     <w:p>
-      <w:pPr>
-        <w:rPr>
-          <w:rFonts w:hint="eastAsia"/>
-        </w:rPr>
-      </w:pPr>
       <w:r>
         <w:continuationSeparator/>
       </w:r>
@@ -3865,7 +4232,7 @@
 </file>
 
 <file path=word/footer1.xml><?xml version="1.0" encoding="utf-8"?>
-<w:ftr xmlns:wpc="http://schemas.microsoft.com/office/word/2010/wordprocessingCanvas" xmlns:cx="http://schemas.microsoft.com/office/drawing/2014/chartex" xmlns:cx1="http://schemas.microsoft.com/office/drawing/2015/9/8/chartex" xmlns:cx2="http://schemas.microsoft.com/office/drawing/2015/10/21/chartex" xmlns:cx3="http://schemas.microsoft.com/office/drawing/2016/5/9/chartex" xmlns:cx4="http://schemas.microsoft.com/office/drawing/2016/5/10/chartex" xmlns:cx5="http://schemas.microsoft.com/office/drawing/2016/5/11/chartex" xmlns:cx6="http://schemas.microsoft.com/office/drawing/2016/5/12/chartex" xmlns:cx7="http://schemas.microsoft.com/office/drawing/2016/5/13/chartex" xmlns:cx8="http://schemas.microsoft.com/office/drawing/2016/5/14/chartex" xmlns:mc="http://schemas.openxmlformats.org/markup-compatibility/2006" xmlns:aink="http://schemas.microsoft.com/office/drawing/2016/ink" xmlns:am3d="http://schemas.microsoft.com/office/drawing/2017/model3d" xmlns:o="urn:schemas-microsoft-com:office:office" xmlns:r="http://schemas.openxmlformats.org/officeDocument/2006/relationships" xmlns:m="http://schemas.openxmlformats.org/officeDocument/2006/math" xmlns:v="urn:schemas-microsoft-com:vml" xmlns:wp14="http://schemas.microsoft.com/office/word/2010/wordprocessingDrawing" xmlns:wp="http://schemas.openxmlformats.org/drawingml/2006/wordprocessingDrawing" xmlns:w10="urn:schemas-microsoft-com:office:word" xmlns:w="http://schemas.openxmlformats.org/wordprocessingml/2006/main" xmlns:w14="http://schemas.microsoft.com/office/word/2010/wordml" xmlns:w15="http://schemas.microsoft.com/office/word/2012/wordml" xmlns:w16cex="http://schemas.microsoft.com/office/word/2018/wordml/cex" xmlns:w16cid="http://schemas.microsoft.com/office/word/2016/wordml/cid" xmlns:w16="http://schemas.microsoft.com/office/word/2018/wordml" xmlns:w16se="http://schemas.microsoft.com/office/word/2015/wordml/symex" xmlns:wpg="http://schemas.microsoft.com/office/word/2010/wordprocessingGroup" xmlns:wpi="http://schemas.microsoft.com/office/word/2010/wordprocessingInk" xmlns:wne="http://schemas.microsoft.com/office/word/2006/wordml" xmlns:wps="http://schemas.microsoft.com/office/word/2010/wordprocessingShape" mc:Ignorable="w14 w15 w16se w16cid w16 w16cex wp14">
+<w:ftr xmlns:wpc="http://schemas.microsoft.com/office/word/2010/wordprocessingCanvas" xmlns:mc="http://schemas.openxmlformats.org/markup-compatibility/2006" xmlns:o="urn:schemas-microsoft-com:office:office" xmlns:r="http://schemas.openxmlformats.org/officeDocument/2006/relationships" xmlns:m="http://schemas.openxmlformats.org/officeDocument/2006/math" xmlns:v="urn:schemas-microsoft-com:vml" xmlns:wp14="http://schemas.microsoft.com/office/word/2010/wordprocessingDrawing" xmlns:wp="http://schemas.openxmlformats.org/drawingml/2006/wordprocessingDrawing" xmlns:w10="urn:schemas-microsoft-com:office:word" xmlns:w="http://schemas.openxmlformats.org/wordprocessingml/2006/main" xmlns:w14="http://schemas.microsoft.com/office/word/2010/wordml" xmlns:w15="http://schemas.microsoft.com/office/word/2012/wordml" xmlns:wpg="http://schemas.microsoft.com/office/word/2010/wordprocessingGroup" xmlns:wpi="http://schemas.microsoft.com/office/word/2010/wordprocessingInk" xmlns:wne="http://schemas.microsoft.com/office/word/2006/wordml" xmlns:wps="http://schemas.microsoft.com/office/word/2010/wordprocessingShape" mc:Ignorable="w14 w15 wp14">
   <w:p>
     <w:pPr>
       <w:pStyle w:val="Standard"/>
@@ -3931,7 +4298,76 @@
         <w:sz w:val="18"/>
         <w:lang w:val="fr-FR"/>
       </w:rPr>
-      <w:t>Ouest INSA, 20, avenue des Buttes de Coësmes 35708 Rennes Cedex 7</w:t>
+      <w:t>{</w:t>
+    </w:r>
+    <w:proofErr w:type="gramStart"/>
+    <w:r>
+      <w:rPr>
+        <w:rFonts w:ascii="Arial" w:hAnsi="Arial"/>
+        <w:color w:val="888888"/>
+        <w:sz w:val="18"/>
+        <w:lang w:val="fr-FR"/>
+      </w:rPr>
+      <w:t xml:space="preserve">{ </w:t>
+    </w:r>
+    <w:proofErr w:type="spellStart"/>
+    <w:r>
+      <w:rPr>
+        <w:rFonts w:ascii="Arial" w:hAnsi="Arial"/>
+        <w:color w:val="888888"/>
+        <w:sz w:val="18"/>
+        <w:lang w:val="fr-FR"/>
+      </w:rPr>
+      <w:t>param</w:t>
+    </w:r>
+    <w:proofErr w:type="spellEnd"/>
+    <w:proofErr w:type="gramEnd"/>
+    <w:r>
+      <w:rPr>
+        <w:rFonts w:ascii="Arial" w:hAnsi="Arial"/>
+        <w:color w:val="888888"/>
+        <w:sz w:val="18"/>
+        <w:lang w:val="fr-FR"/>
+      </w:rPr>
+      <w:t>(</w:t>
+    </w:r>
+    <w:r>
+      <w:rPr>
+        <w:rFonts w:ascii="Arial" w:hAnsi="Arial"/>
+        <w:color w:val="888888"/>
+        <w:sz w:val="18"/>
+        <w:lang w:val="fr-FR"/>
+      </w:rPr>
+      <w:t>'</w:t>
+    </w:r>
+    <w:proofErr w:type="spellStart"/>
+    <w:r>
+      <w:rPr>
+        <w:rFonts w:ascii="Arial" w:hAnsi="Arial"/>
+        <w:color w:val="888888"/>
+        <w:sz w:val="18"/>
+        <w:lang w:val="fr-FR"/>
+      </w:rPr>
+      <w:t>je_address</w:t>
+    </w:r>
+    <w:proofErr w:type="spellEnd"/>
+    <w:r>
+      <w:rPr>
+        <w:rFonts w:ascii="Arial" w:hAnsi="Arial"/>
+        <w:color w:val="888888"/>
+        <w:sz w:val="18"/>
+        <w:lang w:val="fr-FR"/>
+      </w:rPr>
+      <w:t>'</w:t>
+    </w:r>
+    <w:r>
+      <w:rPr>
+        <w:rFonts w:ascii="Arial" w:hAnsi="Arial"/>
+        <w:color w:val="888888"/>
+        <w:sz w:val="18"/>
+        <w:lang w:val="fr-FR"/>
+      </w:rPr>
+      <w:t>) }}</w:t>
     </w:r>
   </w:p>
   <w:p>
@@ -3939,7 +4375,7 @@
       <w:pStyle w:val="Standard"/>
       <w:jc w:val="center"/>
       <w:rPr>
-        <w:rFonts w:ascii="Arial" w:hAnsi="Arial" w:hint="eastAsia"/>
+        <w:rFonts w:ascii="Arial" w:hAnsi="Arial"/>
         <w:color w:val="888888"/>
         <w:sz w:val="18"/>
         <w:lang w:val="fr-FR"/>
@@ -3956,7 +4392,6 @@
       </w:tabs>
       <w:jc w:val="center"/>
       <w:rPr>
-        <w:rFonts w:hint="eastAsia"/>
         <w:lang w:val="fr-FR"/>
       </w:rPr>
     </w:pPr>
@@ -3969,7 +4404,7 @@
         <w:szCs w:val="18"/>
         <w:lang w:val="fr-FR"/>
       </w:rPr>
-      <w:t xml:space="preserve">Client : </w:t>
+      <w:t>Client : {</w:t>
     </w:r>
     <w:proofErr w:type="gramStart"/>
     <w:r>
@@ -3981,7 +4416,7 @@
         <w:szCs w:val="18"/>
         <w:lang w:val="fr-FR"/>
       </w:rPr>
-      <w:t>{{</w:t>
+      <w:t>{</w:t>
     </w:r>
     <w:r>
       <w:rPr>
@@ -4219,14 +4654,9 @@
 </file>
 
 <file path=word/footnotes.xml><?xml version="1.0" encoding="utf-8"?>
-<w:footnotes xmlns:wpc="http://schemas.microsoft.com/office/word/2010/wordprocessingCanvas" xmlns:cx="http://schemas.microsoft.com/office/drawing/2014/chartex" xmlns:cx1="http://schemas.microsoft.com/office/drawing/2015/9/8/chartex" xmlns:cx2="http://schemas.microsoft.com/office/drawing/2015/10/21/chartex" xmlns:cx3="http://schemas.microsoft.com/office/drawing/2016/5/9/chartex" xmlns:cx4="http://schemas.microsoft.com/office/drawing/2016/5/10/chartex" xmlns:cx5="http://schemas.microsoft.com/office/drawing/2016/5/11/chartex" xmlns:cx6="http://schemas.microsoft.com/office/drawing/2016/5/12/chartex" xmlns:cx7="http://schemas.microsoft.com/office/drawing/2016/5/13/chartex" xmlns:cx8="http://schemas.microsoft.com/office/drawing/2016/5/14/chartex" xmlns:mc="http://schemas.openxmlformats.org/markup-compatibility/2006" xmlns:aink="http://schemas.microsoft.com/office/drawing/2016/ink" xmlns:am3d="http://schemas.microsoft.com/office/drawing/2017/model3d" xmlns:o="urn:schemas-microsoft-com:office:office" xmlns:r="http://schemas.openxmlformats.org/officeDocument/2006/relationships" xmlns:m="http://schemas.openxmlformats.org/officeDocument/2006/math" xmlns:v="urn:schemas-microsoft-com:vml" xmlns:wp14="http://schemas.microsoft.com/office/word/2010/wordprocessingDrawing" xmlns:wp="http://schemas.openxmlformats.org/drawingml/2006/wordprocessingDrawing" xmlns:w10="urn:schemas-microsoft-com:office:word" xmlns:w="http://schemas.openxmlformats.org/wordprocessingml/2006/main" xmlns:w14="http://schemas.microsoft.com/office/word/2010/wordml" xmlns:w15="http://schemas.microsoft.com/office/word/2012/wordml" xmlns:w16cex="http://schemas.microsoft.com/office/word/2018/wordml/cex" xmlns:w16cid="http://schemas.microsoft.com/office/word/2016/wordml/cid" xmlns:w16="http://schemas.microsoft.com/office/word/2018/wordml" xmlns:w16se="http://schemas.microsoft.com/office/word/2015/wordml/symex" xmlns:wpg="http://schemas.microsoft.com/office/word/2010/wordprocessingGroup" xmlns:wpi="http://schemas.microsoft.com/office/word/2010/wordprocessingInk" xmlns:wne="http://schemas.microsoft.com/office/word/2006/wordml" xmlns:wps="http://schemas.microsoft.com/office/word/2010/wordprocessingShape" mc:Ignorable="w14 w15 w16se w16cid w16 w16cex wp14">
+<w:footnotes xmlns:wpc="http://schemas.microsoft.com/office/word/2010/wordprocessingCanvas" xmlns:mc="http://schemas.openxmlformats.org/markup-compatibility/2006" xmlns:o="urn:schemas-microsoft-com:office:office" xmlns:r="http://schemas.openxmlformats.org/officeDocument/2006/relationships" xmlns:m="http://schemas.openxmlformats.org/officeDocument/2006/math" xmlns:v="urn:schemas-microsoft-com:vml" xmlns:wp14="http://schemas.microsoft.com/office/word/2010/wordprocessingDrawing" xmlns:wp="http://schemas.openxmlformats.org/drawingml/2006/wordprocessingDrawing" xmlns:w10="urn:schemas-microsoft-com:office:word" xmlns:w="http://schemas.openxmlformats.org/wordprocessingml/2006/main" xmlns:w14="http://schemas.microsoft.com/office/word/2010/wordml" xmlns:w15="http://schemas.microsoft.com/office/word/2012/wordml" xmlns:wpg="http://schemas.microsoft.com/office/word/2010/wordprocessingGroup" xmlns:wpi="http://schemas.microsoft.com/office/word/2010/wordprocessingInk" xmlns:wne="http://schemas.microsoft.com/office/word/2006/wordml" xmlns:wps="http://schemas.microsoft.com/office/word/2010/wordprocessingShape" mc:Ignorable="w14 w15 wp14">
   <w:footnote w:type="separator" w:id="-1">
     <w:p>
-      <w:pPr>
-        <w:rPr>
-          <w:rFonts w:hint="eastAsia"/>
-        </w:rPr>
-      </w:pPr>
       <w:r>
         <w:rPr>
           <w:color w:val="000000"/>
@@ -4237,11 +4667,6 @@
   </w:footnote>
   <w:footnote w:type="continuationSeparator" w:id="0">
     <w:p>
-      <w:pPr>
-        <w:rPr>
-          <w:rFonts w:hint="eastAsia"/>
-        </w:rPr>
-      </w:pPr>
       <w:r>
         <w:continuationSeparator/>
       </w:r>
@@ -4251,7 +4676,7 @@
 </file>
 
 <file path=word/styles.xml><?xml version="1.0" encoding="utf-8"?>
-<w:styles xmlns:mc="http://schemas.openxmlformats.org/markup-compatibility/2006" xmlns:r="http://schemas.openxmlformats.org/officeDocument/2006/relationships" xmlns:w="http://schemas.openxmlformats.org/wordprocessingml/2006/main" xmlns:w14="http://schemas.microsoft.com/office/word/2010/wordml" xmlns:w15="http://schemas.microsoft.com/office/word/2012/wordml" xmlns:w16cex="http://schemas.microsoft.com/office/word/2018/wordml/cex" xmlns:w16cid="http://schemas.microsoft.com/office/word/2016/wordml/cid" xmlns:w16="http://schemas.microsoft.com/office/word/2018/wordml" xmlns:w16se="http://schemas.microsoft.com/office/word/2015/wordml/symex" mc:Ignorable="w14 w15 w16se w16cid w16 w16cex">
+<w:styles xmlns:mc="http://schemas.openxmlformats.org/markup-compatibility/2006" xmlns:r="http://schemas.openxmlformats.org/officeDocument/2006/relationships" xmlns:w="http://schemas.openxmlformats.org/wordprocessingml/2006/main" xmlns:w14="http://schemas.microsoft.com/office/word/2010/wordml" xmlns:w15="http://schemas.microsoft.com/office/word/2012/wordml" mc:Ignorable="w14 w15">
   <w:docDefaults>
     <w:rPrDefault>
       <w:rPr>
@@ -4270,7 +4695,7 @@
       </w:pPr>
     </w:pPrDefault>
   </w:docDefaults>
-  <w:latentStyles w:defLockedState="0" w:defUIPriority="99" w:defSemiHidden="0" w:defUnhideWhenUsed="0" w:defQFormat="0" w:count="376">
+  <w:latentStyles w:defLockedState="0" w:defUIPriority="99" w:defSemiHidden="0" w:defUnhideWhenUsed="0" w:defQFormat="0" w:count="371">
     <w:lsdException w:name="Normal" w:uiPriority="0" w:qFormat="1"/>
     <w:lsdException w:name="heading 1" w:uiPriority="9" w:qFormat="1"/>
     <w:lsdException w:name="heading 2" w:semiHidden="1" w:uiPriority="9" w:unhideWhenUsed="1" w:qFormat="1"/>
@@ -4642,11 +5067,6 @@
     <w:lsdException w:name="List Table 5 Dark Accent 6" w:uiPriority="50"/>
     <w:lsdException w:name="List Table 6 Colorful Accent 6" w:uiPriority="51"/>
     <w:lsdException w:name="List Table 7 Colorful Accent 6" w:uiPriority="52"/>
-    <w:lsdException w:name="Mention" w:semiHidden="1" w:unhideWhenUsed="1"/>
-    <w:lsdException w:name="Smart Hyperlink" w:semiHidden="1" w:unhideWhenUsed="1"/>
-    <w:lsdException w:name="Hashtag" w:semiHidden="1" w:unhideWhenUsed="1"/>
-    <w:lsdException w:name="Unresolved Mention" w:semiHidden="1" w:unhideWhenUsed="1"/>
-    <w:lsdException w:name="Smart Link" w:semiHidden="1" w:unhideWhenUsed="1"/>
   </w:latentStyles>
   <w:style w:type="paragraph" w:default="1" w:styleId="Normal">
     <w:name w:val="Normal"/>
@@ -4655,6 +5075,7 @@
   <w:style w:type="character" w:default="1" w:styleId="Policepardfaut">
     <w:name w:val="Default Paragraph Font"/>
     <w:uiPriority w:val="1"/>
+    <w:semiHidden/>
     <w:unhideWhenUsed/>
   </w:style>
   <w:style w:type="table" w:default="1" w:styleId="TableauNormal">

--- a/flower_backend/doctypes/FA.docx
+++ b/flower_backend/doctypes/FA.docx
@@ -422,8 +422,6 @@
               </w:rPr>
               <w:t>'</w:t>
             </w:r>
-            <w:bookmarkStart w:id="0" w:name="_GoBack"/>
-            <w:bookmarkEnd w:id="0"/>
             <w:r>
               <w:rPr>
                 <w:rFonts w:ascii="Arial" w:hAnsi="Arial"/>
@@ -2685,8 +2683,19 @@
                 <w:lang w:val="fr-FR"/>
               </w:rPr>
               <w:tab/>
-              <w:t>RIB : 30004 01762 00010033451 16</w:t>
-            </w:r>
+              <w:t xml:space="preserve">RIB : </w:t>
+            </w:r>
+            <w:r>
+              <w:rPr>
+                <w:rFonts w:ascii="Arial" w:hAnsi="Arial"/>
+                <w:color w:val="000000"/>
+                <w:sz w:val="16"/>
+                <w:lang w:val="fr-FR"/>
+              </w:rPr>
+              <w:t>13807 00720 32521557780 72</w:t>
+            </w:r>
+            <w:bookmarkStart w:id="0" w:name="_GoBack"/>
+            <w:bookmarkEnd w:id="0"/>
           </w:p>
           <w:p>
             <w:pPr>
@@ -2736,6 +2745,10 @@
                 <w:tab w:val="left" w:pos="2160"/>
               </w:tabs>
               <w:rPr>
+                <w:rFonts w:ascii="Arial" w:hAnsi="Arial" w:cs="Arial"/>
+                <w:i/>
+                <w:sz w:val="16"/>
+                <w:szCs w:val="16"/>
                 <w:lang w:val="fr-FR"/>
               </w:rPr>
             </w:pPr>
@@ -2767,7 +2780,28 @@
                 <w:sz w:val="16"/>
                 <w:lang w:val="fr-FR"/>
               </w:rPr>
-              <w:t>IBAN : FR76 3000 4017 6200 0100 3345 116</w:t>
+              <w:t xml:space="preserve">IBAN : </w:t>
+            </w:r>
+            <w:r>
+              <w:rPr>
+                <w:rFonts w:ascii="Arial" w:hAnsi="Arial" w:cs="Arial"/>
+                <w:i/>
+                <w:color w:val="000000"/>
+                <w:sz w:val="16"/>
+                <w:szCs w:val="16"/>
+                <w:lang w:val="fr-FR"/>
+              </w:rPr>
+              <w:t xml:space="preserve">FR76 </w:t>
+            </w:r>
+            <w:r>
+              <w:rPr>
+                <w:rFonts w:ascii="Arial" w:hAnsi="Arial" w:cs="Arial"/>
+                <w:i/>
+                <w:sz w:val="16"/>
+                <w:szCs w:val="16"/>
+                <w:lang w:val="fr-FR"/>
+              </w:rPr>
+              <w:t>1380 7007 2032 5215 5778 072</w:t>
             </w:r>
           </w:p>
           <w:p>

--- a/flower_backend/doctypes/FA.docx
+++ b/flower_backend/doctypes/FA.docx
@@ -583,7 +583,17 @@
                 <w:szCs w:val="18"/>
                 <w:lang w:val="fr-FR"/>
               </w:rPr>
-              <w:t>A l’attention de :</w:t>
+              <w:t>À</w:t>
+            </w:r>
+            <w:r>
+              <w:rPr>
+                <w:rFonts w:ascii="Arial" w:hAnsi="Arial"/>
+                <w:color w:val="808080"/>
+                <w:sz w:val="18"/>
+                <w:szCs w:val="18"/>
+                <w:lang w:val="fr-FR"/>
+              </w:rPr>
+              <w:t xml:space="preserve"> l’attention de :</w:t>
             </w:r>
           </w:p>
           <w:p>
@@ -2468,6 +2478,7 @@
           <w:p>
             <w:pPr>
               <w:pStyle w:val="Standard"/>
+              <w:jc w:val="both"/>
               <w:rPr>
                 <w:rFonts w:ascii="Arial" w:hAnsi="Arial"/>
                 <w:color w:val="555555"/>
@@ -2485,11 +2496,22 @@
                 <w:lang w:val="fr-FR"/>
               </w:rPr>
               <w:t>Aucun escompte n'est accordé pour paiement anticipé</w:t>
+            </w:r>
+            <w:r>
+              <w:rPr>
+                <w:rFonts w:ascii="Arial" w:hAnsi="Arial"/>
+                <w:color w:val="555555"/>
+                <w:sz w:val="16"/>
+                <w:szCs w:val="18"/>
+                <w:lang w:val="fr-FR"/>
+              </w:rPr>
+              <w:t>.</w:t>
             </w:r>
           </w:p>
           <w:p>
             <w:pPr>
               <w:pStyle w:val="Standard"/>
+              <w:jc w:val="both"/>
               <w:rPr>
                 <w:rFonts w:ascii="Arial" w:hAnsi="Arial"/>
                 <w:color w:val="555555"/>
@@ -2508,10 +2530,53 @@
               </w:rPr>
               <w:t>Tout règlement effectué après la date d'échéance figurant sur la facture pourra</w:t>
             </w:r>
+            <w:r>
+              <w:rPr>
+                <w:rFonts w:ascii="Arial" w:hAnsi="Arial"/>
+                <w:color w:val="555555"/>
+                <w:sz w:val="16"/>
+                <w:szCs w:val="16"/>
+                <w:lang w:val="fr-FR"/>
+              </w:rPr>
+              <w:t xml:space="preserve"> </w:t>
+            </w:r>
+            <w:r>
+              <w:rPr>
+                <w:rFonts w:ascii="Arial" w:hAnsi="Arial"/>
+                <w:color w:val="555555"/>
+                <w:sz w:val="16"/>
+                <w:szCs w:val="16"/>
+                <w:lang w:val="fr-FR"/>
+              </w:rPr>
+              <w:t>entrainer de plein droit des pénalités de retard calculées sur la base du taux</w:t>
+            </w:r>
+            <w:r>
+              <w:rPr>
+                <w:rFonts w:ascii="Arial" w:hAnsi="Arial"/>
+                <w:color w:val="555555"/>
+                <w:sz w:val="16"/>
+                <w:szCs w:val="16"/>
+                <w:lang w:val="fr-FR"/>
+              </w:rPr>
+              <w:t xml:space="preserve"> </w:t>
+            </w:r>
+            <w:r>
+              <w:rPr>
+                <w:rFonts w:ascii="Arial" w:hAnsi="Arial"/>
+                <w:color w:val="555555"/>
+                <w:sz w:val="16"/>
+                <w:szCs w:val="16"/>
+                <w:lang w:val="fr-FR"/>
+              </w:rPr>
+              <w:t>d'intérêt légal en vigueur majoré de 10 points de pourcentage (appliqué au montant TTC). Et en application des articles L441-3 et L441-6 du code de commerce, il sera également appliqué une indemnité de recouvrement de 40 euros.</w:t>
+            </w:r>
+            <w:bookmarkStart w:id="0" w:name="_GoBack"/>
+            <w:bookmarkEnd w:id="0"/>
           </w:p>
           <w:p>
             <w:pPr>
               <w:pStyle w:val="Standard"/>
+              <w:jc w:val="both"/>
               <w:rPr>
                 <w:rFonts w:ascii="Arial" w:hAnsi="Arial"/>
                 <w:color w:val="555555"/>
@@ -2528,56 +2593,13 @@
                 <w:szCs w:val="16"/>
                 <w:lang w:val="fr-FR"/>
               </w:rPr>
-              <w:t>entrainer de plein droit des pénalités de retard calculées sur la base du taux</w:t>
+              <w:t>Cette pénalité court à compter de la date d'échéance jusqu'au jour du paiement</w:t>
             </w:r>
           </w:p>
           <w:p>
             <w:pPr>
               <w:pStyle w:val="Standard"/>
-              <w:rPr>
-                <w:rFonts w:ascii="Arial" w:hAnsi="Arial"/>
-                <w:color w:val="555555"/>
-                <w:sz w:val="16"/>
-                <w:szCs w:val="16"/>
-                <w:lang w:val="fr-FR"/>
-              </w:rPr>
-            </w:pPr>
-            <w:r>
-              <w:rPr>
-                <w:rFonts w:ascii="Arial" w:hAnsi="Arial"/>
-                <w:color w:val="555555"/>
-                <w:sz w:val="16"/>
-                <w:szCs w:val="16"/>
-                <w:lang w:val="fr-FR"/>
-              </w:rPr>
-              <w:t>d'intérêt légal en vigueur majoré de 10 points de pourcentage (appliqué au montant TTC). Et en application des articles L441-3 et L441-6 du code de commerce, il sera également appliqué une indemnité de recouvrement de 40 euros.</w:t>
-            </w:r>
-          </w:p>
-          <w:p>
-            <w:pPr>
-              <w:pStyle w:val="Standard"/>
-              <w:rPr>
-                <w:rFonts w:ascii="Arial" w:hAnsi="Arial"/>
-                <w:color w:val="555555"/>
-                <w:sz w:val="16"/>
-                <w:szCs w:val="16"/>
-                <w:lang w:val="fr-FR"/>
-              </w:rPr>
-            </w:pPr>
-            <w:r>
-              <w:rPr>
-                <w:rFonts w:ascii="Arial" w:hAnsi="Arial"/>
-                <w:color w:val="555555"/>
-                <w:sz w:val="16"/>
-                <w:szCs w:val="16"/>
-                <w:lang w:val="fr-FR"/>
-              </w:rPr>
-              <w:t>Cette pénalité court à compter de la date d'échéance jusqu'au jour du paiement</w:t>
-            </w:r>
-          </w:p>
-          <w:p>
-            <w:pPr>
-              <w:pStyle w:val="Standard"/>
+              <w:jc w:val="both"/>
               <w:rPr>
                 <w:rFonts w:ascii="Arial" w:hAnsi="Arial"/>
                 <w:color w:val="555555"/>
@@ -2694,8 +2716,6 @@
               </w:rPr>
               <w:t>13807 00720 32521557780 72</w:t>
             </w:r>
-            <w:bookmarkStart w:id="0" w:name="_GoBack"/>
-            <w:bookmarkEnd w:id="0"/>
           </w:p>
           <w:p>
             <w:pPr>
@@ -2735,7 +2755,17 @@
                 <w:sz w:val="16"/>
                 <w:lang w:val="fr-FR"/>
               </w:rPr>
-              <w:t>Domiciliation : BNP PARIBAS</w:t>
+              <w:t xml:space="preserve">Domiciliation : </w:t>
+            </w:r>
+            <w:r>
+              <w:rPr>
+                <w:rFonts w:ascii="Arial" w:hAnsi="Arial" w:cs="Arial"/>
+                <w:i/>
+                <w:sz w:val="16"/>
+                <w:szCs w:val="16"/>
+                <w:lang w:val="fr-FR"/>
+              </w:rPr>
+              <w:t>BPGO RENNES OCTROI</w:t>
             </w:r>
           </w:p>
           <w:p>
@@ -2816,6 +2846,7 @@
                 <w:rFonts w:ascii="Arial" w:hAnsi="Arial"/>
                 <w:color w:val="000000"/>
                 <w:sz w:val="16"/>
+                <w:szCs w:val="16"/>
                 <w:lang w:val="fr-FR"/>
               </w:rPr>
             </w:pPr>
@@ -2827,7 +2858,24 @@
                 <w:lang w:val="fr-FR"/>
               </w:rPr>
               <w:tab/>
-              <w:t>BIC : BNPAFRPPREN</w:t>
+            </w:r>
+            <w:r>
+              <w:rPr>
+                <w:rFonts w:ascii="Arial" w:hAnsi="Arial"/>
+                <w:color w:val="000000"/>
+                <w:sz w:val="16"/>
+                <w:szCs w:val="16"/>
+                <w:lang w:val="fr-FR"/>
+              </w:rPr>
+              <w:t xml:space="preserve">BIC : </w:t>
+            </w:r>
+            <w:r>
+              <w:rPr>
+                <w:rFonts w:ascii="Arial" w:hAnsi="Arial" w:cs="Arial"/>
+                <w:sz w:val="16"/>
+                <w:szCs w:val="16"/>
+              </w:rPr>
+              <w:t>CCBPFRPPNAN</w:t>
             </w:r>
           </w:p>
           <w:p>
@@ -3310,7 +3358,18 @@
                       <w:szCs w:val="18"/>
                       <w:lang w:val="fr-FR"/>
                     </w:rPr>
-                    <w:t>}},00%</w:t>
+                    <w:t>}}</w:t>
+                  </w:r>
+                  <w:r>
+                    <w:rPr>
+                      <w:rFonts w:ascii="Arial" w:hAnsi="Arial"/>
+                      <w:b/>
+                      <w:color w:val="555555"/>
+                      <w:sz w:val="16"/>
+                      <w:szCs w:val="18"/>
+                      <w:lang w:val="fr-FR"/>
+                    </w:rPr>
+                    <w:t>%</w:t>
                   </w:r>
                 </w:p>
               </w:tc>
@@ -3680,6 +3739,7 @@
               <w:tabs>
                 <w:tab w:val="left" w:pos="6240"/>
               </w:tabs>
+              <w:jc w:val="right"/>
               <w:rPr>
                 <w:rFonts w:ascii="Arial" w:hAnsi="Arial"/>
                 <w:b/>
@@ -3783,6 +3843,17 @@
                 <w:lang w:val="fr-FR"/>
               </w:rPr>
               <w:t xml:space="preserve"> }}</w:t>
+            </w:r>
+            <w:r>
+              <w:rPr>
+                <w:rFonts w:ascii="Arial" w:hAnsi="Arial"/>
+                <w:b/>
+                <w:color w:val="555555"/>
+                <w:sz w:val="18"/>
+                <w:szCs w:val="18"/>
+                <w:lang w:val="fr-FR"/>
+              </w:rPr>
+              <w:t xml:space="preserve"> euros.</w:t>
             </w:r>
           </w:p>
           <w:p>

--- a/flower_backend/doctypes/FA.docx
+++ b/flower_backend/doctypes/FA.docx
@@ -828,7 +828,6 @@
                 <w:rFonts w:ascii="Arial" w:hAnsi="Arial"/>
                 <w:sz w:val="18"/>
                 <w:szCs w:val="18"/>
-                <w:lang w:val="fr-FR"/>
               </w:rPr>
             </w:pPr>
             <w:r>
@@ -838,9 +837,8 @@
                 <w:szCs w:val="18"/>
                 <w:lang w:val="fr-FR"/>
               </w:rPr>
-              <w:t>{</w:t>
-            </w:r>
-            <w:proofErr w:type="gramStart"/>
+              <w:t>{{</w:t>
+            </w:r>
             <w:r>
               <w:rPr>
                 <w:rFonts w:ascii="Arial" w:hAnsi="Arial"/>
@@ -848,8 +846,9 @@
                 <w:szCs w:val="18"/>
                 <w:lang w:val="fr-FR"/>
               </w:rPr>
-              <w:t>{</w:t>
-            </w:r>
+              <w:t xml:space="preserve"> </w:t>
+            </w:r>
+            <w:proofErr w:type="spellStart"/>
             <w:r>
               <w:rPr>
                 <w:rFonts w:ascii="Arial" w:hAnsi="Arial"/>
@@ -857,9 +856,63 @@
                 <w:szCs w:val="18"/>
                 <w:lang w:val="fr-FR"/>
               </w:rPr>
+              <w:t>facture.</w:t>
+            </w:r>
+            <w:r>
+              <w:rPr>
+                <w:rFonts w:ascii="Arial" w:hAnsi="Arial"/>
+                <w:sz w:val="20"/>
+                <w:szCs w:val="18"/>
+                <w:lang w:val="fr-FR"/>
+              </w:rPr>
+              <w:t>payee</w:t>
+            </w:r>
+            <w:r>
+              <w:rPr>
+                <w:rFonts w:ascii="Arial" w:hAnsi="Arial"/>
+                <w:sz w:val="20"/>
+                <w:szCs w:val="18"/>
+                <w:lang w:val="fr-FR"/>
+              </w:rPr>
+              <w:t>.ad</w:t>
+            </w:r>
+            <w:r>
+              <w:rPr>
+                <w:rFonts w:ascii="Arial" w:hAnsi="Arial"/>
+                <w:sz w:val="20"/>
+                <w:szCs w:val="18"/>
+                <w:lang w:val="fr-FR"/>
+              </w:rPr>
+              <w:t>d</w:t>
+            </w:r>
+            <w:r>
+              <w:rPr>
+                <w:rFonts w:ascii="Arial" w:hAnsi="Arial"/>
+                <w:sz w:val="20"/>
+                <w:szCs w:val="18"/>
+                <w:lang w:val="fr-FR"/>
+              </w:rPr>
+              <w:t>ress</w:t>
+            </w:r>
+            <w:r>
+              <w:rPr>
+                <w:rFonts w:ascii="Arial" w:hAnsi="Arial"/>
+                <w:sz w:val="20"/>
+                <w:szCs w:val="18"/>
+                <w:lang w:val="fr-FR"/>
+              </w:rPr>
+              <w:t>e_facturation</w:t>
+            </w:r>
+            <w:proofErr w:type="spellEnd"/>
+            <w:r>
+              <w:rPr>
+                <w:rFonts w:ascii="Arial" w:hAnsi="Arial"/>
+                <w:sz w:val="20"/>
+                <w:szCs w:val="18"/>
+                <w:lang w:val="fr-FR"/>
+              </w:rPr>
               <w:t xml:space="preserve"> </w:t>
             </w:r>
-            <w:proofErr w:type="spellStart"/>
             <w:r>
               <w:rPr>
                 <w:rFonts w:ascii="Arial" w:hAnsi="Arial"/>
@@ -867,341 +920,10 @@
                 <w:szCs w:val="18"/>
                 <w:lang w:val="fr-FR"/>
               </w:rPr>
-              <w:t>facture.</w:t>
-            </w:r>
-            <w:r>
-              <w:rPr>
-                <w:rFonts w:ascii="Arial" w:hAnsi="Arial"/>
-                <w:sz w:val="20"/>
-                <w:szCs w:val="18"/>
-                <w:lang w:val="fr-FR"/>
-              </w:rPr>
-              <w:t>payee</w:t>
-            </w:r>
-            <w:r>
-              <w:rPr>
-                <w:rFonts w:ascii="Arial" w:hAnsi="Arial"/>
-                <w:sz w:val="20"/>
-                <w:szCs w:val="18"/>
-                <w:lang w:val="fr-FR"/>
-              </w:rPr>
-              <w:t>.ad</w:t>
-            </w:r>
-            <w:r>
-              <w:rPr>
-                <w:rFonts w:ascii="Arial" w:hAnsi="Arial"/>
-                <w:sz w:val="20"/>
-                <w:szCs w:val="18"/>
-                <w:lang w:val="fr-FR"/>
-              </w:rPr>
-              <w:t>d</w:t>
-            </w:r>
-            <w:r>
-              <w:rPr>
-                <w:rFonts w:ascii="Arial" w:hAnsi="Arial"/>
-                <w:sz w:val="20"/>
-                <w:szCs w:val="18"/>
-                <w:lang w:val="fr-FR"/>
-              </w:rPr>
-              <w:t>ress</w:t>
-            </w:r>
-            <w:proofErr w:type="spellEnd"/>
-            <w:proofErr w:type="gramEnd"/>
-            <w:r>
-              <w:rPr>
-                <w:rFonts w:ascii="Arial" w:hAnsi="Arial"/>
-                <w:sz w:val="20"/>
-                <w:szCs w:val="18"/>
-                <w:lang w:val="fr-FR"/>
-              </w:rPr>
-              <w:t xml:space="preserve"> </w:t>
-            </w:r>
-            <w:r>
-              <w:rPr>
-                <w:rFonts w:ascii="Arial" w:hAnsi="Arial"/>
-                <w:sz w:val="20"/>
-                <w:szCs w:val="18"/>
-                <w:lang w:val="fr-FR"/>
-              </w:rPr>
               <w:t>}}</w:t>
             </w:r>
-          </w:p>
-          <w:p>
-            <w:pPr>
-              <w:pStyle w:val="Standard"/>
-              <w:tabs>
-                <w:tab w:val="left" w:pos="6405"/>
-              </w:tabs>
-              <w:rPr>
-                <w:rFonts w:ascii="Arial" w:hAnsi="Arial"/>
-                <w:sz w:val="18"/>
-                <w:szCs w:val="18"/>
-                <w:lang w:val="fr-FR"/>
-              </w:rPr>
-            </w:pPr>
-            <w:r>
-              <w:rPr>
-                <w:rFonts w:ascii="Arial" w:hAnsi="Arial"/>
-                <w:sz w:val="20"/>
-                <w:szCs w:val="18"/>
-                <w:lang w:val="fr-FR"/>
-              </w:rPr>
-              <w:t>{</w:t>
-            </w:r>
-            <w:proofErr w:type="gramStart"/>
-            <w:r>
-              <w:rPr>
-                <w:rFonts w:ascii="Arial" w:hAnsi="Arial"/>
-                <w:sz w:val="20"/>
-                <w:szCs w:val="18"/>
-                <w:lang w:val="fr-FR"/>
-              </w:rPr>
-              <w:t>{</w:t>
-            </w:r>
-            <w:r>
-              <w:rPr>
-                <w:rFonts w:ascii="Arial" w:hAnsi="Arial"/>
-                <w:sz w:val="20"/>
-                <w:szCs w:val="18"/>
-                <w:lang w:val="fr-FR"/>
-              </w:rPr>
-              <w:t xml:space="preserve"> </w:t>
-            </w:r>
-            <w:proofErr w:type="spellStart"/>
-            <w:r>
-              <w:rPr>
-                <w:rFonts w:ascii="Arial" w:hAnsi="Arial"/>
-                <w:sz w:val="20"/>
-                <w:szCs w:val="18"/>
-                <w:lang w:val="fr-FR"/>
-              </w:rPr>
-              <w:t>facture.</w:t>
-            </w:r>
-            <w:r>
-              <w:rPr>
-                <w:rFonts w:ascii="Arial" w:hAnsi="Arial"/>
-                <w:sz w:val="20"/>
-                <w:szCs w:val="18"/>
-                <w:lang w:val="fr-FR"/>
-              </w:rPr>
-              <w:t>project</w:t>
-            </w:r>
-            <w:r>
-              <w:rPr>
-                <w:rFonts w:ascii="Arial" w:hAnsi="Arial"/>
-                <w:sz w:val="20"/>
-                <w:szCs w:val="18"/>
-                <w:lang w:val="fr-FR"/>
-              </w:rPr>
-              <w:t>.</w:t>
-            </w:r>
-            <w:r>
-              <w:rPr>
-                <w:rFonts w:ascii="Arial" w:hAnsi="Arial"/>
-                <w:sz w:val="20"/>
-                <w:szCs w:val="18"/>
-                <w:lang w:val="fr-FR"/>
-              </w:rPr>
-              <w:t>prospect.postcode</w:t>
-            </w:r>
-            <w:proofErr w:type="spellEnd"/>
-            <w:proofErr w:type="gramEnd"/>
-            <w:r>
-              <w:rPr>
-                <w:rFonts w:ascii="Arial" w:hAnsi="Arial"/>
-                <w:sz w:val="20"/>
-                <w:szCs w:val="18"/>
-                <w:lang w:val="fr-FR"/>
-              </w:rPr>
-              <w:t xml:space="preserve"> </w:t>
-            </w:r>
-            <w:r>
-              <w:rPr>
-                <w:rFonts w:ascii="Arial" w:hAnsi="Arial"/>
-                <w:sz w:val="20"/>
-                <w:szCs w:val="18"/>
-                <w:lang w:val="fr-FR"/>
-              </w:rPr>
-              <w:t>}}</w:t>
-            </w:r>
-            <w:r>
-              <w:rPr>
-                <w:rFonts w:ascii="Arial" w:hAnsi="Arial"/>
-                <w:sz w:val="20"/>
-                <w:szCs w:val="18"/>
-                <w:lang w:val="fr-FR"/>
-              </w:rPr>
-              <w:t xml:space="preserve"> </w:t>
-            </w:r>
-            <w:r>
-              <w:rPr>
-                <w:rFonts w:ascii="Arial" w:hAnsi="Arial"/>
-                <w:color w:val="000000"/>
-                <w:sz w:val="20"/>
-                <w:szCs w:val="18"/>
-                <w:lang w:val="fr-FR"/>
-              </w:rPr>
-              <w:t>{{</w:t>
-            </w:r>
-            <w:r>
-              <w:rPr>
-                <w:rFonts w:ascii="Arial" w:hAnsi="Arial"/>
-                <w:color w:val="000000"/>
-                <w:sz w:val="20"/>
-                <w:szCs w:val="18"/>
-                <w:lang w:val="fr-FR"/>
-              </w:rPr>
-              <w:t xml:space="preserve"> </w:t>
-            </w:r>
-            <w:proofErr w:type="spellStart"/>
-            <w:r>
-              <w:rPr>
-                <w:rFonts w:ascii="Arial" w:hAnsi="Arial"/>
-                <w:color w:val="000000"/>
-                <w:sz w:val="20"/>
-                <w:szCs w:val="18"/>
-                <w:lang w:val="fr-FR"/>
-              </w:rPr>
-              <w:t>facture</w:t>
-            </w:r>
-            <w:r>
-              <w:rPr>
-                <w:rFonts w:ascii="Arial" w:hAnsi="Arial"/>
-                <w:color w:val="000000"/>
-                <w:sz w:val="20"/>
-                <w:szCs w:val="18"/>
-                <w:lang w:val="fr-FR"/>
-              </w:rPr>
-              <w:t>.project</w:t>
-            </w:r>
-            <w:r>
-              <w:rPr>
-                <w:rFonts w:ascii="Arial" w:hAnsi="Arial"/>
-                <w:color w:val="000000"/>
-                <w:sz w:val="20"/>
-                <w:szCs w:val="18"/>
-                <w:lang w:val="fr-FR"/>
-              </w:rPr>
-              <w:t>.prospect.</w:t>
-            </w:r>
-            <w:r>
-              <w:rPr>
-                <w:rFonts w:ascii="Arial" w:hAnsi="Arial"/>
-                <w:color w:val="000000"/>
-                <w:sz w:val="20"/>
-                <w:szCs w:val="18"/>
-                <w:lang w:val="fr-FR"/>
-              </w:rPr>
-              <w:t>town</w:t>
-            </w:r>
-            <w:proofErr w:type="spellEnd"/>
-            <w:r>
-              <w:rPr>
-                <w:rFonts w:ascii="Arial" w:hAnsi="Arial"/>
-                <w:color w:val="000000"/>
-                <w:sz w:val="20"/>
-                <w:szCs w:val="18"/>
-                <w:lang w:val="fr-FR"/>
-              </w:rPr>
-              <w:t xml:space="preserve"> </w:t>
-            </w:r>
-            <w:r>
-              <w:rPr>
-                <w:rFonts w:ascii="Arial" w:hAnsi="Arial"/>
-                <w:color w:val="000000"/>
-                <w:sz w:val="20"/>
-                <w:szCs w:val="18"/>
-                <w:lang w:val="fr-FR"/>
-              </w:rPr>
-              <w:t>}}</w:t>
-            </w:r>
-          </w:p>
-          <w:p>
-            <w:pPr>
-              <w:pStyle w:val="Standard"/>
-              <w:tabs>
-                <w:tab w:val="left" w:pos="6405"/>
-              </w:tabs>
-              <w:rPr>
-                <w:rFonts w:ascii="Arial" w:hAnsi="Arial"/>
-                <w:sz w:val="18"/>
-                <w:szCs w:val="18"/>
-              </w:rPr>
-            </w:pPr>
-            <w:r>
-              <w:rPr>
-                <w:rFonts w:ascii="Arial" w:hAnsi="Arial"/>
-                <w:color w:val="000000"/>
-                <w:sz w:val="20"/>
-                <w:szCs w:val="18"/>
-              </w:rPr>
-              <w:t>{{</w:t>
-            </w:r>
-            <w:r>
-              <w:rPr>
-                <w:rFonts w:ascii="Arial" w:hAnsi="Arial"/>
-                <w:color w:val="000000"/>
-                <w:sz w:val="20"/>
-                <w:szCs w:val="18"/>
-              </w:rPr>
-              <w:t xml:space="preserve"> </w:t>
-            </w:r>
-            <w:proofErr w:type="spellStart"/>
-            <w:r>
-              <w:rPr>
-                <w:rFonts w:ascii="Arial" w:hAnsi="Arial"/>
-                <w:color w:val="000000"/>
-                <w:sz w:val="20"/>
-                <w:szCs w:val="18"/>
-              </w:rPr>
-              <w:t>facture.</w:t>
-            </w:r>
-            <w:r>
-              <w:rPr>
-                <w:rFonts w:ascii="Arial" w:hAnsi="Arial"/>
-                <w:color w:val="000000"/>
-                <w:sz w:val="20"/>
-                <w:szCs w:val="18"/>
-              </w:rPr>
-              <w:t>project</w:t>
-            </w:r>
-            <w:r>
-              <w:rPr>
-                <w:rFonts w:ascii="Arial" w:hAnsi="Arial"/>
-                <w:color w:val="000000"/>
-                <w:sz w:val="20"/>
-                <w:szCs w:val="18"/>
-              </w:rPr>
-              <w:t>.prospect.</w:t>
-            </w:r>
-            <w:r>
-              <w:rPr>
-                <w:rFonts w:ascii="Arial" w:hAnsi="Arial"/>
-                <w:color w:val="000000"/>
-                <w:sz w:val="20"/>
-                <w:szCs w:val="18"/>
-              </w:rPr>
-              <w:t>country</w:t>
-            </w:r>
-            <w:proofErr w:type="spellEnd"/>
-            <w:r>
-              <w:rPr>
-                <w:rFonts w:ascii="Arial" w:hAnsi="Arial"/>
-                <w:color w:val="000000"/>
-                <w:sz w:val="20"/>
-                <w:szCs w:val="18"/>
-              </w:rPr>
-              <w:t xml:space="preserve"> </w:t>
-            </w:r>
-            <w:r>
-              <w:rPr>
-                <w:rFonts w:ascii="Arial" w:hAnsi="Arial"/>
-                <w:color w:val="000000"/>
-                <w:sz w:val="20"/>
-                <w:szCs w:val="18"/>
-              </w:rPr>
-              <w:t>}}</w:t>
-            </w:r>
+            <w:bookmarkStart w:id="0" w:name="_GoBack"/>
+            <w:bookmarkEnd w:id="0"/>
           </w:p>
         </w:tc>
       </w:tr>
@@ -2570,8 +2292,6 @@
               </w:rPr>
               <w:t>d'intérêt légal en vigueur majoré de 10 points de pourcentage (appliqué au montant TTC). Et en application des articles L441-3 et L441-6 du code de commerce, il sera également appliqué une indemnité de recouvrement de 40 euros.</w:t>
             </w:r>
-            <w:bookmarkStart w:id="0" w:name="_GoBack"/>
-            <w:bookmarkEnd w:id="0"/>
           </w:p>
           <w:p>
             <w:pPr>

--- a/flower_backend/doctypes/FA.docx
+++ b/flower_backend/doctypes/FA.docx
@@ -828,6 +828,7 @@
                 <w:rFonts w:ascii="Arial" w:hAnsi="Arial"/>
                 <w:sz w:val="18"/>
                 <w:szCs w:val="18"/>
+                <w:lang w:val="fr-FR"/>
               </w:rPr>
             </w:pPr>
             <w:r>
@@ -837,11 +838,215 @@
                 <w:szCs w:val="18"/>
                 <w:lang w:val="fr-FR"/>
               </w:rPr>
+              <w:t>{</w:t>
+            </w:r>
+            <w:proofErr w:type="gramStart"/>
+            <w:r>
+              <w:rPr>
+                <w:rFonts w:ascii="Arial" w:hAnsi="Arial"/>
+                <w:sz w:val="20"/>
+                <w:szCs w:val="18"/>
+                <w:lang w:val="fr-FR"/>
+              </w:rPr>
+              <w:t>{</w:t>
+            </w:r>
+            <w:r>
+              <w:rPr>
+                <w:rFonts w:ascii="Arial" w:hAnsi="Arial"/>
+                <w:sz w:val="20"/>
+                <w:szCs w:val="18"/>
+                <w:lang w:val="fr-FR"/>
+              </w:rPr>
+              <w:t xml:space="preserve"> </w:t>
+            </w:r>
+            <w:proofErr w:type="spellStart"/>
+            <w:r>
+              <w:rPr>
+                <w:rFonts w:ascii="Arial" w:hAnsi="Arial"/>
+                <w:sz w:val="20"/>
+                <w:szCs w:val="18"/>
+                <w:lang w:val="fr-FR"/>
+              </w:rPr>
+              <w:t>facture.</w:t>
+            </w:r>
+            <w:r>
+              <w:rPr>
+                <w:rFonts w:ascii="Arial" w:hAnsi="Arial"/>
+                <w:sz w:val="20"/>
+                <w:szCs w:val="18"/>
+                <w:lang w:val="fr-FR"/>
+              </w:rPr>
+              <w:t>payee</w:t>
+            </w:r>
+            <w:r>
+              <w:rPr>
+                <w:rFonts w:ascii="Arial" w:hAnsi="Arial"/>
+                <w:sz w:val="20"/>
+                <w:szCs w:val="18"/>
+                <w:lang w:val="fr-FR"/>
+              </w:rPr>
+              <w:t>.ad</w:t>
+            </w:r>
+            <w:r>
+              <w:rPr>
+                <w:rFonts w:ascii="Arial" w:hAnsi="Arial"/>
+                <w:sz w:val="20"/>
+                <w:szCs w:val="18"/>
+                <w:lang w:val="fr-FR"/>
+              </w:rPr>
+              <w:t>d</w:t>
+            </w:r>
+            <w:r>
+              <w:rPr>
+                <w:rFonts w:ascii="Arial" w:hAnsi="Arial"/>
+                <w:sz w:val="20"/>
+                <w:szCs w:val="18"/>
+                <w:lang w:val="fr-FR"/>
+              </w:rPr>
+              <w:t>ress</w:t>
+            </w:r>
+            <w:proofErr w:type="spellEnd"/>
+            <w:proofErr w:type="gramEnd"/>
+            <w:r>
+              <w:rPr>
+                <w:rFonts w:ascii="Arial" w:hAnsi="Arial"/>
+                <w:sz w:val="20"/>
+                <w:szCs w:val="18"/>
+                <w:lang w:val="fr-FR"/>
+              </w:rPr>
+              <w:t xml:space="preserve"> </w:t>
+            </w:r>
+            <w:r>
+              <w:rPr>
+                <w:rFonts w:ascii="Arial" w:hAnsi="Arial"/>
+                <w:sz w:val="20"/>
+                <w:szCs w:val="18"/>
+                <w:lang w:val="fr-FR"/>
+              </w:rPr>
+              <w:t>}}</w:t>
+            </w:r>
+          </w:p>
+          <w:p>
+            <w:pPr>
+              <w:pStyle w:val="Standard"/>
+              <w:tabs>
+                <w:tab w:val="left" w:pos="6405"/>
+              </w:tabs>
+              <w:rPr>
+                <w:rFonts w:ascii="Arial" w:hAnsi="Arial"/>
+                <w:sz w:val="18"/>
+                <w:szCs w:val="18"/>
+                <w:lang w:val="fr-FR"/>
+              </w:rPr>
+            </w:pPr>
+            <w:r>
+              <w:rPr>
+                <w:rFonts w:ascii="Arial" w:hAnsi="Arial"/>
+                <w:sz w:val="20"/>
+                <w:szCs w:val="18"/>
+                <w:lang w:val="fr-FR"/>
+              </w:rPr>
+              <w:t>{</w:t>
+            </w:r>
+            <w:proofErr w:type="gramStart"/>
+            <w:r>
+              <w:rPr>
+                <w:rFonts w:ascii="Arial" w:hAnsi="Arial"/>
+                <w:sz w:val="20"/>
+                <w:szCs w:val="18"/>
+                <w:lang w:val="fr-FR"/>
+              </w:rPr>
+              <w:t>{</w:t>
+            </w:r>
+            <w:r>
+              <w:rPr>
+                <w:rFonts w:ascii="Arial" w:hAnsi="Arial"/>
+                <w:sz w:val="20"/>
+                <w:szCs w:val="18"/>
+                <w:lang w:val="fr-FR"/>
+              </w:rPr>
+              <w:t xml:space="preserve"> </w:t>
+            </w:r>
+            <w:proofErr w:type="spellStart"/>
+            <w:r>
+              <w:rPr>
+                <w:rFonts w:ascii="Arial" w:hAnsi="Arial"/>
+                <w:sz w:val="20"/>
+                <w:szCs w:val="18"/>
+                <w:lang w:val="fr-FR"/>
+              </w:rPr>
+              <w:t>facture.</w:t>
+            </w:r>
+            <w:r>
+              <w:rPr>
+                <w:rFonts w:ascii="Arial" w:hAnsi="Arial"/>
+                <w:sz w:val="20"/>
+                <w:szCs w:val="18"/>
+                <w:lang w:val="fr-FR"/>
+              </w:rPr>
+              <w:t>project</w:t>
+            </w:r>
+            <w:r>
+              <w:rPr>
+                <w:rFonts w:ascii="Arial" w:hAnsi="Arial"/>
+                <w:sz w:val="20"/>
+                <w:szCs w:val="18"/>
+                <w:lang w:val="fr-FR"/>
+              </w:rPr>
+              <w:t>.</w:t>
+            </w:r>
+            <w:r>
+              <w:rPr>
+                <w:rFonts w:ascii="Arial" w:hAnsi="Arial"/>
+                <w:sz w:val="20"/>
+                <w:szCs w:val="18"/>
+                <w:lang w:val="fr-FR"/>
+              </w:rPr>
+              <w:t>prospect.postcode</w:t>
+            </w:r>
+            <w:proofErr w:type="spellEnd"/>
+            <w:proofErr w:type="gramEnd"/>
+            <w:r>
+              <w:rPr>
+                <w:rFonts w:ascii="Arial" w:hAnsi="Arial"/>
+                <w:sz w:val="20"/>
+                <w:szCs w:val="18"/>
+                <w:lang w:val="fr-FR"/>
+              </w:rPr>
+              <w:t xml:space="preserve"> </w:t>
+            </w:r>
+            <w:r>
+              <w:rPr>
+                <w:rFonts w:ascii="Arial" w:hAnsi="Arial"/>
+                <w:sz w:val="20"/>
+                <w:szCs w:val="18"/>
+                <w:lang w:val="fr-FR"/>
+              </w:rPr>
+              <w:t>}}</w:t>
+            </w:r>
+            <w:r>
+              <w:rPr>
+                <w:rFonts w:ascii="Arial" w:hAnsi="Arial"/>
+                <w:sz w:val="20"/>
+                <w:szCs w:val="18"/>
+                <w:lang w:val="fr-FR"/>
+              </w:rPr>
+              <w:t xml:space="preserve"> </w:t>
+            </w:r>
+            <w:r>
+              <w:rPr>
+                <w:rFonts w:ascii="Arial" w:hAnsi="Arial"/>
+                <w:color w:val="000000"/>
+                <w:sz w:val="20"/>
+                <w:szCs w:val="18"/>
+                <w:lang w:val="fr-FR"/>
+              </w:rPr>
               <w:t>{{</w:t>
             </w:r>
             <w:r>
               <w:rPr>
                 <w:rFonts w:ascii="Arial" w:hAnsi="Arial"/>
+                <w:color w:val="000000"/>
                 <w:sz w:val="20"/>
                 <w:szCs w:val="18"/>
                 <w:lang w:val="fr-FR"/>
@@ -852,78 +1057,151 @@
             <w:r>
               <w:rPr>
                 <w:rFonts w:ascii="Arial" w:hAnsi="Arial"/>
-                <w:sz w:val="20"/>
-                <w:szCs w:val="18"/>
-                <w:lang w:val="fr-FR"/>
+                <w:color w:val="000000"/>
+                <w:sz w:val="20"/>
+                <w:szCs w:val="18"/>
+                <w:lang w:val="fr-FR"/>
+              </w:rPr>
+              <w:t>facture</w:t>
+            </w:r>
+            <w:r>
+              <w:rPr>
+                <w:rFonts w:ascii="Arial" w:hAnsi="Arial"/>
+                <w:color w:val="000000"/>
+                <w:sz w:val="20"/>
+                <w:szCs w:val="18"/>
+                <w:lang w:val="fr-FR"/>
+              </w:rPr>
+              <w:t>.project</w:t>
+            </w:r>
+            <w:r>
+              <w:rPr>
+                <w:rFonts w:ascii="Arial" w:hAnsi="Arial"/>
+                <w:color w:val="000000"/>
+                <w:sz w:val="20"/>
+                <w:szCs w:val="18"/>
+                <w:lang w:val="fr-FR"/>
+              </w:rPr>
+              <w:t>.prospect.</w:t>
+            </w:r>
+            <w:r>
+              <w:rPr>
+                <w:rFonts w:ascii="Arial" w:hAnsi="Arial"/>
+                <w:color w:val="000000"/>
+                <w:sz w:val="20"/>
+                <w:szCs w:val="18"/>
+                <w:lang w:val="fr-FR"/>
+              </w:rPr>
+              <w:t>town</w:t>
+            </w:r>
+            <w:proofErr w:type="spellEnd"/>
+            <w:r>
+              <w:rPr>
+                <w:rFonts w:ascii="Arial" w:hAnsi="Arial"/>
+                <w:color w:val="000000"/>
+                <w:sz w:val="20"/>
+                <w:szCs w:val="18"/>
+                <w:lang w:val="fr-FR"/>
+              </w:rPr>
+              <w:t xml:space="preserve"> </w:t>
+            </w:r>
+            <w:r>
+              <w:rPr>
+                <w:rFonts w:ascii="Arial" w:hAnsi="Arial"/>
+                <w:color w:val="000000"/>
+                <w:sz w:val="20"/>
+                <w:szCs w:val="18"/>
+                <w:lang w:val="fr-FR"/>
+              </w:rPr>
+              <w:t>}}</w:t>
+            </w:r>
+          </w:p>
+          <w:p>
+            <w:pPr>
+              <w:pStyle w:val="Standard"/>
+              <w:tabs>
+                <w:tab w:val="left" w:pos="6405"/>
+              </w:tabs>
+              <w:rPr>
+                <w:rFonts w:ascii="Arial" w:hAnsi="Arial"/>
+                <w:sz w:val="18"/>
+                <w:szCs w:val="18"/>
+              </w:rPr>
+            </w:pPr>
+            <w:r>
+              <w:rPr>
+                <w:rFonts w:ascii="Arial" w:hAnsi="Arial"/>
+                <w:color w:val="000000"/>
+                <w:sz w:val="20"/>
+                <w:szCs w:val="18"/>
+              </w:rPr>
+              <w:t>{{</w:t>
+            </w:r>
+            <w:r>
+              <w:rPr>
+                <w:rFonts w:ascii="Arial" w:hAnsi="Arial"/>
+                <w:color w:val="000000"/>
+                <w:sz w:val="20"/>
+                <w:szCs w:val="18"/>
+              </w:rPr>
+              <w:t xml:space="preserve"> </w:t>
+            </w:r>
+            <w:proofErr w:type="spellStart"/>
+            <w:r>
+              <w:rPr>
+                <w:rFonts w:ascii="Arial" w:hAnsi="Arial"/>
+                <w:color w:val="000000"/>
+                <w:sz w:val="20"/>
+                <w:szCs w:val="18"/>
               </w:rPr>
               <w:t>facture.</w:t>
             </w:r>
             <w:r>
               <w:rPr>
                 <w:rFonts w:ascii="Arial" w:hAnsi="Arial"/>
-                <w:sz w:val="20"/>
-                <w:szCs w:val="18"/>
-                <w:lang w:val="fr-FR"/>
-              </w:rPr>
-              <w:t>payee</w:t>
-            </w:r>
-            <w:r>
-              <w:rPr>
-                <w:rFonts w:ascii="Arial" w:hAnsi="Arial"/>
-                <w:sz w:val="20"/>
-                <w:szCs w:val="18"/>
-                <w:lang w:val="fr-FR"/>
-              </w:rPr>
-              <w:t>.ad</w:t>
-            </w:r>
-            <w:r>
-              <w:rPr>
-                <w:rFonts w:ascii="Arial" w:hAnsi="Arial"/>
-                <w:sz w:val="20"/>
-                <w:szCs w:val="18"/>
-                <w:lang w:val="fr-FR"/>
-              </w:rPr>
-              <w:t>d</w:t>
-            </w:r>
-            <w:r>
-              <w:rPr>
-                <w:rFonts w:ascii="Arial" w:hAnsi="Arial"/>
-                <w:sz w:val="20"/>
-                <w:szCs w:val="18"/>
-                <w:lang w:val="fr-FR"/>
-              </w:rPr>
-              <w:t>ress</w:t>
-            </w:r>
-            <w:r>
-              <w:rPr>
-                <w:rFonts w:ascii="Arial" w:hAnsi="Arial"/>
-                <w:sz w:val="20"/>
-                <w:szCs w:val="18"/>
-                <w:lang w:val="fr-FR"/>
-              </w:rPr>
-              <w:t>e_facturation</w:t>
+                <w:color w:val="000000"/>
+                <w:sz w:val="20"/>
+                <w:szCs w:val="18"/>
+              </w:rPr>
+              <w:t>project</w:t>
+            </w:r>
+            <w:r>
+              <w:rPr>
+                <w:rFonts w:ascii="Arial" w:hAnsi="Arial"/>
+                <w:color w:val="000000"/>
+                <w:sz w:val="20"/>
+                <w:szCs w:val="18"/>
+              </w:rPr>
+              <w:t>.prospect.</w:t>
+            </w:r>
+            <w:r>
+              <w:rPr>
+                <w:rFonts w:ascii="Arial" w:hAnsi="Arial"/>
+                <w:color w:val="000000"/>
+                <w:sz w:val="20"/>
+                <w:szCs w:val="18"/>
+              </w:rPr>
+              <w:t>country</w:t>
             </w:r>
             <w:proofErr w:type="spellEnd"/>
             <w:r>
               <w:rPr>
                 <w:rFonts w:ascii="Arial" w:hAnsi="Arial"/>
-                <w:sz w:val="20"/>
-                <w:szCs w:val="18"/>
-                <w:lang w:val="fr-FR"/>
+                <w:color w:val="000000"/>
+                <w:sz w:val="20"/>
+                <w:szCs w:val="18"/>
               </w:rPr>
               <w:t xml:space="preserve"> </w:t>
             </w:r>
             <w:r>
               <w:rPr>
                 <w:rFonts w:ascii="Arial" w:hAnsi="Arial"/>
-                <w:sz w:val="20"/>
-                <w:szCs w:val="18"/>
-                <w:lang w:val="fr-FR"/>
+                <w:color w:val="000000"/>
+                <w:sz w:val="20"/>
+                <w:szCs w:val="18"/>
               </w:rPr>
               <w:t>}}</w:t>
             </w:r>
-            <w:bookmarkStart w:id="0" w:name="_GoBack"/>
-            <w:bookmarkEnd w:id="0"/>
           </w:p>
         </w:tc>
       </w:tr>
@@ -2292,6 +2570,8 @@
               </w:rPr>
               <w:t>d'intérêt légal en vigueur majoré de 10 points de pourcentage (appliqué au montant TTC). Et en application des articles L441-3 et L441-6 du code de commerce, il sera également appliqué une indemnité de recouvrement de 40 euros.</w:t>
             </w:r>
+            <w:bookmarkStart w:id="0" w:name="_GoBack"/>
+            <w:bookmarkEnd w:id="0"/>
           </w:p>
           <w:p>
             <w:pPr>
